--- a/Elin Ronda projektuppgift Frontend.docx
+++ b/Elin Ronda projektuppgift Frontend.docx
@@ -348,6 +348,7 @@
         </w:rPr>
         <w:t xml:space="preserve">, </w:t>
       </w:r>
+      <w:proofErr w:type="spellStart"/>
       <w:r>
         <w:rPr>
           <w:rFonts w:ascii="FreeSans" w:hAnsi="FreeSans"/>
@@ -357,6 +358,7 @@
         </w:rPr>
         <w:t>Frontend</w:t>
       </w:r>
+      <w:proofErr w:type="spellEnd"/>
     </w:p>
     <w:p>
       <w:pPr>
@@ -626,15 +628,109 @@
     </w:p>
     <w:p>
       <w:pPr>
+        <w:spacing w:line="276" w:lineRule="auto"/>
+        <w:jc w:val="both"/>
+      </w:pPr>
+      <w:r>
+        <w:t xml:space="preserve">Denna rapport handlar om hur jag utvecklat min webbapplikation Solspaning som har ett syfte att låta användare välja ett önskat väder och därefter se vilka städer i Sverige som för tillfället har detta väder. För att kunna genomföra detta projekt har jag gjort en </w:t>
+      </w:r>
+      <w:proofErr w:type="spellStart"/>
+      <w:r>
+        <w:t>mashup</w:t>
+      </w:r>
+      <w:proofErr w:type="spellEnd"/>
+      <w:r>
+        <w:t xml:space="preserve"> där en karta från </w:t>
+      </w:r>
+      <w:proofErr w:type="spellStart"/>
+      <w:r>
+        <w:t>Leaflet</w:t>
+      </w:r>
+      <w:proofErr w:type="spellEnd"/>
+      <w:r>
+        <w:t xml:space="preserve"> kombineras med väderdata från </w:t>
+      </w:r>
+      <w:proofErr w:type="spellStart"/>
+      <w:r>
+        <w:t>Open-Meteo</w:t>
+      </w:r>
+      <w:proofErr w:type="spellEnd"/>
+      <w:r>
+        <w:t>.</w:t>
+      </w:r>
+    </w:p>
+    <w:p>
+      <w:pPr>
+        <w:spacing w:line="276" w:lineRule="auto"/>
+        <w:jc w:val="both"/>
+      </w:pPr>
+    </w:p>
+    <w:p>
+      <w:pPr>
+        <w:spacing w:line="276" w:lineRule="auto"/>
+        <w:jc w:val="both"/>
+      </w:pPr>
+      <w:r>
+        <w:t xml:space="preserve">Min webbapplikation är utvecklad med HTML, SCSS, JavaScript och en automatiserad arbetsprocess med Vite för att sedan </w:t>
+      </w:r>
+      <w:proofErr w:type="spellStart"/>
+      <w:r>
+        <w:t>versionshanteras</w:t>
+      </w:r>
+      <w:proofErr w:type="spellEnd"/>
+      <w:r>
+        <w:t xml:space="preserve"> och publiceras med hjälp av Git och </w:t>
+      </w:r>
+      <w:proofErr w:type="spellStart"/>
+      <w:r>
+        <w:t>GitHub</w:t>
+      </w:r>
+      <w:proofErr w:type="spellEnd"/>
+      <w:r>
+        <w:t>.</w:t>
+      </w:r>
+    </w:p>
+    <w:p>
+      <w:pPr>
+        <w:spacing w:line="276" w:lineRule="auto"/>
+        <w:jc w:val="both"/>
+      </w:pPr>
+    </w:p>
+    <w:p>
+      <w:pPr>
+        <w:spacing w:line="276" w:lineRule="auto"/>
+        <w:jc w:val="both"/>
+      </w:pPr>
+      <w:r>
+        <w:t>Några animationer har använts för att ge ett mjukt och applikationslikt intryck.</w:t>
+      </w:r>
+    </w:p>
+    <w:p>
+      <w:pPr>
+        <w:spacing w:line="276" w:lineRule="auto"/>
+        <w:jc w:val="both"/>
         <w:rPr>
           <w:rFonts w:ascii="FreeSerif" w:eastAsia="FreeSerif" w:hAnsi="FreeSerif" w:cs="FreeSerif"/>
         </w:rPr>
       </w:pPr>
       <w:r>
-        <w:rPr>
-          <w:rFonts w:ascii="FreeSerif" w:eastAsia="FreeSerif" w:hAnsi="FreeSerif" w:cs="FreeSerif"/>
-        </w:rPr>
-        <w:t>Här sammanfattar du ditt arbete. Tanken är att man ska kunna läsa denna sektion, och snabbt förstå vad resten av rapporten handlar om. Tänk lite som baksidan av en bok.</w:t>
+        <w:t xml:space="preserve">Resultatet av projektet är en interaktiv och </w:t>
+      </w:r>
+      <w:proofErr w:type="spellStart"/>
+      <w:r>
+        <w:t>responsiv</w:t>
+      </w:r>
+      <w:proofErr w:type="spellEnd"/>
+      <w:r>
+        <w:t xml:space="preserve"> webbapplikation med tydlig grafisk profil och stöd för mörkt läge. Arbetet visar att väderdata kan tolkas på olika sätt beroende på vilka villkor och gränsvärden som väljs, och detta påverkar även </w:t>
+      </w:r>
+      <w:proofErr w:type="spellStart"/>
+      <w:r>
+        <w:t>resutltatet</w:t>
+      </w:r>
+      <w:proofErr w:type="spellEnd"/>
+      <w:r>
+        <w:t xml:space="preserve"> för användaren.</w:t>
       </w:r>
       <w:r>
         <w:br w:type="page"/>
@@ -4575,16 +4671,40 @@
         <w:spacing w:line="276" w:lineRule="auto"/>
       </w:pPr>
       <w:r>
-        <w:t>I detta projekt ska jag skapa en hemsida som ser ut som en webbapplikation. Denna webb-applikation ska vara en så kallad mashup,</w:t>
+        <w:t xml:space="preserve">I detta projekt ska jag skapa en hemsida som ser ut som en webbapplikation. Denna webb-applikation ska vara en så kallad </w:t>
+      </w:r>
+      <w:proofErr w:type="spellStart"/>
+      <w:r>
+        <w:t>mashup</w:t>
+      </w:r>
+      <w:proofErr w:type="spellEnd"/>
+      <w:r>
+        <w:t>,</w:t>
       </w:r>
       <w:r>
         <w:t xml:space="preserve"> som är en slags hybrid som möjliggör kombinationen av olika funktioner från olika källor (1).</w:t>
       </w:r>
       <w:r>
-        <w:t xml:space="preserve"> Med mashups finns flera olika möjligheter att skapa webbplatser eller applikationer som möjliggör kreativa funktioner för användarna</w:t>
-      </w:r>
-      <w:r>
-        <w:t>, men webbutvecklare är beroende av att leverantören av tjänster och API som mashupen använder sig av alltid är tillgängliga och funktionella.</w:t>
+        <w:t xml:space="preserve"> Med </w:t>
+      </w:r>
+      <w:proofErr w:type="spellStart"/>
+      <w:r>
+        <w:t>mashups</w:t>
+      </w:r>
+      <w:proofErr w:type="spellEnd"/>
+      <w:r>
+        <w:t xml:space="preserve"> finns flera olika möjligheter att skapa webbplatser eller applikationer som möjliggör kreativa funktioner för användarna</w:t>
+      </w:r>
+      <w:r>
+        <w:t xml:space="preserve">, men webbutvecklare är beroende av att leverantören av tjänster och API som </w:t>
+      </w:r>
+      <w:proofErr w:type="spellStart"/>
+      <w:r>
+        <w:t>mashupen</w:t>
+      </w:r>
+      <w:proofErr w:type="spellEnd"/>
+      <w:r>
+        <w:t xml:space="preserve"> använder sig av alltid är tillgängliga och funktionella.</w:t>
       </w:r>
     </w:p>
     <w:p>
@@ -4593,7 +4713,15 @@
         <w:spacing w:line="276" w:lineRule="auto"/>
       </w:pPr>
       <w:r>
-        <w:t>I projektuppgiftens beskrivning fanns bland annat ett exempel på mashup med: ”en webbtjänst för kartor [som] används för att visa väder för specifika platser från en vädertjänst”. Jag valde att göra en liten twist på detta, och att skapa webbplatsen Solspaning.</w:t>
+        <w:t xml:space="preserve">I projektuppgiftens beskrivning fanns bland annat ett exempel på </w:t>
+      </w:r>
+      <w:proofErr w:type="spellStart"/>
+      <w:r>
+        <w:t>mashup</w:t>
+      </w:r>
+      <w:proofErr w:type="spellEnd"/>
+      <w:r>
+        <w:t xml:space="preserve"> med: ”en webbtjänst för kartor [som] används för att visa väder för specifika platser från en vädertjänst”. Jag valde att göra en liten twist på detta, och att skapa webbplatsen Solspaning.</w:t>
       </w:r>
     </w:p>
     <w:p>
@@ -4621,11 +4749,16 @@
         <w:spacing w:line="276" w:lineRule="auto"/>
       </w:pPr>
       <w:r>
-        <w:t xml:space="preserve">På Solspaning ska användare mötas av ett tydligt budskap med frågeställning: att kunna välja vilket väder man önskar ha för dagen, och på så sätt i en karta få se var i Sverige önskat väder finns. Detta är både en rolig idé i sig, men </w:t>
+        <w:t xml:space="preserve">På Solspaning ska användare mötas av ett tydligt budskap med frågeställning: att kunna välja vilket väder man önskar ha för dagen, och på så sätt i en karta få se var i Sverige önskat väder finns. Detta är både en rolig idé i sig, </w:t>
+      </w:r>
+      <w:proofErr w:type="gramStart"/>
+      <w:r>
+        <w:t xml:space="preserve">men </w:t>
       </w:r>
       <w:r>
         <w:t>också</w:t>
       </w:r>
+      <w:proofErr w:type="gramEnd"/>
       <w:r>
         <w:t xml:space="preserve"> ett sätt för användare att eventuellt upptäcka nya städer i sitt närområde.</w:t>
       </w:r>
@@ -4682,13 +4815,29 @@
         <w:spacing w:line="276" w:lineRule="auto"/>
       </w:pPr>
       <w:r>
-        <w:t xml:space="preserve">Jag har gjort en prototyp i Figma, se figur 1 och 2 </w:t>
+        <w:t xml:space="preserve">Jag har gjort en prototyp i </w:t>
+      </w:r>
+      <w:proofErr w:type="spellStart"/>
+      <w:r>
+        <w:t>Figma</w:t>
+      </w:r>
+      <w:proofErr w:type="spellEnd"/>
+      <w:r>
+        <w:t xml:space="preserve">, se figur 1 och 2 </w:t>
       </w:r>
       <w:r>
         <w:t xml:space="preserve">i bilagor </w:t>
       </w:r>
       <w:r>
-        <w:t>för desktopläge respektive responsivt läge.</w:t>
+        <w:t xml:space="preserve">för desktopläge respektive </w:t>
+      </w:r>
+      <w:proofErr w:type="spellStart"/>
+      <w:r>
+        <w:t>responsivt</w:t>
+      </w:r>
+      <w:proofErr w:type="spellEnd"/>
+      <w:r>
+        <w:t xml:space="preserve"> läge.</w:t>
       </w:r>
       <w:r>
         <w:t xml:space="preserve"> </w:t>
@@ -4724,7 +4873,15 @@
         <w:spacing w:line="276" w:lineRule="auto"/>
       </w:pPr>
       <w:r>
-        <w:t>Som det går att se i figur 3, försöker jag förstärka intrycket av en webbapplikation genom att göra i desktopläge så att kartan inte syns vid första anblick, och att fokuset ligger på logotypen och de fyra ikonerna. På ett sätt har jag en oro att det är ett dåligt val, då man inte ser hela webbplatsen direkt, men å andra sidan är sidan helt scrollbar och vid lyckad implementering tror jag att det blir en fin översikt från start.</w:t>
+        <w:t xml:space="preserve">Som det går att se i figur 3, försöker jag förstärka intrycket av en webbapplikation genom att göra i desktopläge så att kartan inte syns vid första anblick, och att fokuset ligger på logotypen och de fyra ikonerna. På ett sätt har jag en oro att det är ett dåligt val, då man inte ser hela webbplatsen direkt, men å andra sidan är sidan helt </w:t>
+      </w:r>
+      <w:proofErr w:type="spellStart"/>
+      <w:r>
+        <w:t>scrollbar</w:t>
+      </w:r>
+      <w:proofErr w:type="spellEnd"/>
+      <w:r>
+        <w:t xml:space="preserve"> och vid lyckad implementering tror jag att det blir en fin översikt från start.</w:t>
       </w:r>
     </w:p>
     <w:p>
@@ -4735,11 +4892,13 @@
         </w:rPr>
       </w:pPr>
       <w:bookmarkStart w:id="7" w:name="_Toc225105625"/>
+      <w:proofErr w:type="spellStart"/>
       <w:r>
         <w:lastRenderedPageBreak/>
         <w:t>Mashupen</w:t>
       </w:r>
       <w:bookmarkEnd w:id="7"/>
+      <w:proofErr w:type="spellEnd"/>
     </w:p>
     <w:p>
       <w:pPr>
@@ -4756,7 +4915,15 @@
         <w:t xml:space="preserve"> API för att kunna hämta aktuellt väder. Dessa två måste fungera ihop och detta ska jag lösa genom att få dem att ”prata samma språk”.</w:t>
       </w:r>
       <w:r>
-        <w:t xml:space="preserve"> Kartan i sig har inte mycket funktion förutom att visa en karta och ofta namn på städer och API:n för väder är främst en ren databas bestående av bokstäver och siffror. Att kombinera dessa två möjliggör för en interaktiv tjänst som användare kan ha nytta av.</w:t>
+        <w:t xml:space="preserve"> Kartan i sig har inte mycket funktion förutom att visa en karta och ofta namn på städer och </w:t>
+      </w:r>
+      <w:proofErr w:type="spellStart"/>
+      <w:r>
+        <w:t>API:n</w:t>
+      </w:r>
+      <w:proofErr w:type="spellEnd"/>
+      <w:r>
+        <w:t xml:space="preserve"> för väder är främst en ren databas bestående av bokstäver och siffror. Att kombinera dessa två möjliggör för en interaktiv tjänst som användare kan ha nytta av.</w:t>
       </w:r>
     </w:p>
     <w:p>
@@ -4815,7 +4982,23 @@
         <w:t>tt</w:t>
       </w:r>
       <w:r>
-        <w:t xml:space="preserve"> API (Application Programming Interfaces)</w:t>
+        <w:t xml:space="preserve"> API (</w:t>
+      </w:r>
+      <w:proofErr w:type="spellStart"/>
+      <w:r>
+        <w:t>Application</w:t>
+      </w:r>
+      <w:proofErr w:type="spellEnd"/>
+      <w:r>
+        <w:t xml:space="preserve"> </w:t>
+      </w:r>
+      <w:proofErr w:type="spellStart"/>
+      <w:r>
+        <w:t>Programming</w:t>
+      </w:r>
+      <w:proofErr w:type="spellEnd"/>
+      <w:r>
+        <w:t xml:space="preserve"> Interfaces)</w:t>
       </w:r>
       <w:r>
         <w:t xml:space="preserve"> är ett slags osynligt hjälpmedel som hjälper till att föra över data från server till användaren</w:t>
@@ -4833,10 +5016,34 @@
         <w:t>(4).</w:t>
       </w:r>
       <w:r>
-        <w:t xml:space="preserve"> Genom att göra en förfrågning, en så kallad request, skickas förfrågan till en server som skickar tillbaka datan, för att det sedan ska levereras till slutanvändaren.</w:t>
-      </w:r>
-      <w:r>
-        <w:t xml:space="preserve"> Det finns olika typer av API, exempelvis webb-API som hämtar API från internet, lokala API där API:n kan finnas på en egen dator och interna API, som är API som kan finnas inom en viss organisation.</w:t>
+        <w:t xml:space="preserve"> Genom att göra en förfrågning, en så kallad </w:t>
+      </w:r>
+      <w:proofErr w:type="spellStart"/>
+      <w:r>
+        <w:t>request</w:t>
+      </w:r>
+      <w:proofErr w:type="spellEnd"/>
+      <w:r>
+        <w:t xml:space="preserve">, skickas förfrågan till en server som skickar tillbaka </w:t>
+      </w:r>
+      <w:proofErr w:type="spellStart"/>
+      <w:r>
+        <w:t>datan</w:t>
+      </w:r>
+      <w:proofErr w:type="spellEnd"/>
+      <w:r>
+        <w:t>, för att det sedan ska levereras till slutanvändaren.</w:t>
+      </w:r>
+      <w:r>
+        <w:t xml:space="preserve"> Det finns olika typer av API, exempelvis webb-API som hämtar API från internet, lokala API där </w:t>
+      </w:r>
+      <w:proofErr w:type="spellStart"/>
+      <w:r>
+        <w:t>API:n</w:t>
+      </w:r>
+      <w:proofErr w:type="spellEnd"/>
+      <w:r>
+        <w:t xml:space="preserve"> kan finnas på en egen dator och interna API, som är API som kan finnas inom en viss organisation.</w:t>
       </w:r>
     </w:p>
     <w:p>
@@ -4871,10 +5078,12 @@
         </w:rPr>
       </w:pPr>
       <w:bookmarkStart w:id="10" w:name="_Toc225105628"/>
+      <w:proofErr w:type="spellStart"/>
       <w:r>
         <w:t>Mashup</w:t>
       </w:r>
       <w:bookmarkEnd w:id="10"/>
+      <w:proofErr w:type="spellEnd"/>
     </w:p>
     <w:p>
       <w:pPr>
@@ -4882,7 +5091,23 @@
         <w:spacing w:line="276" w:lineRule="auto"/>
       </w:pPr>
       <w:r>
-        <w:t>Genom att förstå nyttan av användning av API, kan man också se möjligheterna för att göra mashups. En mashup är ett</w:t>
+        <w:t xml:space="preserve">Genom att förstå nyttan av användning av API, kan man också se möjligheterna för att göra </w:t>
+      </w:r>
+      <w:proofErr w:type="spellStart"/>
+      <w:r>
+        <w:t>mashups</w:t>
+      </w:r>
+      <w:proofErr w:type="spellEnd"/>
+      <w:r>
+        <w:t xml:space="preserve">. En </w:t>
+      </w:r>
+      <w:proofErr w:type="spellStart"/>
+      <w:r>
+        <w:t>mashup</w:t>
+      </w:r>
+      <w:proofErr w:type="spellEnd"/>
+      <w:r>
+        <w:t xml:space="preserve"> är ett</w:t>
       </w:r>
       <w:r>
         <w:t xml:space="preserve"> vanligt</w:t>
@@ -4897,7 +5122,15 @@
         <w:spacing w:line="276" w:lineRule="auto"/>
       </w:pPr>
       <w:r>
-        <w:t>Det finns flera olika sätt att utforma en mashup, men ett vanligt sätt är att kombinera en karttjänst med någon typ av interakt</w:t>
+        <w:t xml:space="preserve">Det finns flera olika sätt att utforma en </w:t>
+      </w:r>
+      <w:proofErr w:type="spellStart"/>
+      <w:r>
+        <w:t>mashup</w:t>
+      </w:r>
+      <w:proofErr w:type="spellEnd"/>
+      <w:r>
+        <w:t>, men ett vanligt sätt är att kombinera en karttjänst med någon typ av interakt</w:t>
       </w:r>
       <w:r>
         <w:t>i</w:t>
@@ -4912,7 +5145,15 @@
         <w:t xml:space="preserve"> (5).</w:t>
       </w:r>
       <w:r>
-        <w:t xml:space="preserve"> Ett välkänt exempel är Google Maps som kartjänst, även om det finns fler. Ett API kan här vara något som pekas ut på kartan med hjälp av digitala kartnålar.</w:t>
+        <w:t xml:space="preserve"> Ett välkänt exempel är Google </w:t>
+      </w:r>
+      <w:proofErr w:type="spellStart"/>
+      <w:r>
+        <w:t>Maps</w:t>
+      </w:r>
+      <w:proofErr w:type="spellEnd"/>
+      <w:r>
+        <w:t xml:space="preserve"> som kartjänst, även om det finns fler. Ett API kan här vara något som pekas ut på kartan med hjälp av digitala kartnålar.</w:t>
       </w:r>
       <w:r>
         <w:t xml:space="preserve"> Man kan exempelvis visa vilka typer av evenemang som skett eller kommer ske på en specifik plats.</w:t>
@@ -4926,8 +5167,21 @@
         </w:rPr>
       </w:pPr>
       <w:bookmarkStart w:id="11" w:name="_Toc225105629"/>
-      <w:r>
-        <w:t>Async/await i JavaScript</w:t>
+      <w:proofErr w:type="spellStart"/>
+      <w:r>
+        <w:t>Async</w:t>
+      </w:r>
+      <w:proofErr w:type="spellEnd"/>
+      <w:r>
+        <w:t>/</w:t>
+      </w:r>
+      <w:proofErr w:type="spellStart"/>
+      <w:r>
+        <w:t>await</w:t>
+      </w:r>
+      <w:proofErr w:type="spellEnd"/>
+      <w:r>
+        <w:t xml:space="preserve"> i JavaScript</w:t>
       </w:r>
       <w:bookmarkEnd w:id="11"/>
     </w:p>
@@ -4937,13 +5191,61 @@
         <w:spacing w:line="276" w:lineRule="auto"/>
       </w:pPr>
       <w:r>
-        <w:t>För att hämta ett API kan en async function vara ett bra sätt att använda sig av</w:t>
+        <w:t xml:space="preserve">För att hämta ett API kan en </w:t>
+      </w:r>
+      <w:proofErr w:type="spellStart"/>
+      <w:r>
+        <w:t>async</w:t>
+      </w:r>
+      <w:proofErr w:type="spellEnd"/>
+      <w:r>
+        <w:t xml:space="preserve"> </w:t>
+      </w:r>
+      <w:proofErr w:type="spellStart"/>
+      <w:r>
+        <w:t>function</w:t>
+      </w:r>
+      <w:proofErr w:type="spellEnd"/>
+      <w:r>
+        <w:t xml:space="preserve"> vara ett bra sätt att använda sig av</w:t>
       </w:r>
       <w:r>
         <w:t xml:space="preserve"> (6)</w:t>
       </w:r>
       <w:r>
-        <w:t>. När en async function går igång, förväntas det returneras ett promise (6</w:t>
+        <w:t xml:space="preserve">. När en </w:t>
+      </w:r>
+      <w:proofErr w:type="spellStart"/>
+      <w:r>
+        <w:t>async</w:t>
+      </w:r>
+      <w:proofErr w:type="spellEnd"/>
+      <w:r>
+        <w:t xml:space="preserve"> </w:t>
+      </w:r>
+      <w:proofErr w:type="spellStart"/>
+      <w:r>
+        <w:t>function</w:t>
+      </w:r>
+      <w:proofErr w:type="spellEnd"/>
+      <w:r>
+        <w:t xml:space="preserve"> går </w:t>
+      </w:r>
+      <w:proofErr w:type="gramStart"/>
+      <w:r>
+        <w:t>igång</w:t>
+      </w:r>
+      <w:proofErr w:type="gramEnd"/>
+      <w:r>
+        <w:t xml:space="preserve">, förväntas det returneras ett </w:t>
+      </w:r>
+      <w:proofErr w:type="spellStart"/>
+      <w:r>
+        <w:t>promise</w:t>
+      </w:r>
+      <w:proofErr w:type="spellEnd"/>
+      <w:r>
+        <w:t xml:space="preserve"> (6</w:t>
       </w:r>
       <w:r>
         <w:t>, 7</w:t>
@@ -4952,16 +5254,40 @@
         <w:t>).</w:t>
       </w:r>
       <w:r>
-        <w:t xml:space="preserve"> En promise kan i det stora hela jämföras med ett svar</w:t>
-      </w:r>
-      <w:r>
-        <w:t xml:space="preserve"> på en asyonkron funktion</w:t>
+        <w:t xml:space="preserve"> En </w:t>
+      </w:r>
+      <w:proofErr w:type="spellStart"/>
+      <w:r>
+        <w:t>promise</w:t>
+      </w:r>
+      <w:proofErr w:type="spellEnd"/>
+      <w:r>
+        <w:t xml:space="preserve"> kan i det stora hela jämföras med ett svar</w:t>
+      </w:r>
+      <w:r>
+        <w:t xml:space="preserve"> på en </w:t>
+      </w:r>
+      <w:proofErr w:type="spellStart"/>
+      <w:r>
+        <w:t>asyonkron</w:t>
+      </w:r>
+      <w:proofErr w:type="spellEnd"/>
+      <w:r>
+        <w:t xml:space="preserve"> funktion</w:t>
       </w:r>
       <w:r>
         <w:t>, som antingen är ett lyckat eller misslyckat svar.</w:t>
       </w:r>
       <w:r>
-        <w:t xml:space="preserve"> Ett exempel på ett promise är JSON-data</w:t>
+        <w:t xml:space="preserve"> Ett exempel på ett </w:t>
+      </w:r>
+      <w:proofErr w:type="spellStart"/>
+      <w:r>
+        <w:t>promise</w:t>
+      </w:r>
+      <w:proofErr w:type="spellEnd"/>
+      <w:r>
+        <w:t xml:space="preserve"> är JSON-data</w:t>
       </w:r>
       <w:r>
         <w:t>, som kommer förklaras mer nedan.</w:t>
@@ -4972,14 +5298,35 @@
         <w:pStyle w:val="Textbody"/>
         <w:spacing w:line="276" w:lineRule="auto"/>
       </w:pPr>
-      <w:r>
-        <w:t>Await hjälper koden att vänta på att den asynkrona funktionen ska få ett promise tillbaka, innan den fortsätter vidare i sin kod.</w:t>
+      <w:proofErr w:type="spellStart"/>
+      <w:r>
+        <w:t>Await</w:t>
+      </w:r>
+      <w:proofErr w:type="spellEnd"/>
+      <w:r>
+        <w:t xml:space="preserve"> hjälper koden att vänta på att den asynkrona funktionen ska få ett </w:t>
+      </w:r>
+      <w:proofErr w:type="spellStart"/>
+      <w:r>
+        <w:t>promise</w:t>
+      </w:r>
+      <w:proofErr w:type="spellEnd"/>
+      <w:r>
+        <w:t xml:space="preserve"> tillbaka, innan den fortsätter vidare i sin kod.</w:t>
       </w:r>
       <w:r>
         <w:t xml:space="preserve"> På så sätt ser man till att önskad funktion i webbplatsen/webbapplikationen fungerar som den ska och inte hoppar över något.</w:t>
       </w:r>
       <w:r>
-        <w:t xml:space="preserve"> Detta är viktigt för de gånger när det kan ta en stund att få ett promise på sin förfrågan (6).</w:t>
+        <w:t xml:space="preserve"> Detta är viktigt för de gånger när det kan ta en stund att få ett </w:t>
+      </w:r>
+      <w:proofErr w:type="spellStart"/>
+      <w:r>
+        <w:t>promise</w:t>
+      </w:r>
+      <w:proofErr w:type="spellEnd"/>
+      <w:r>
+        <w:t xml:space="preserve"> på sin förfrågan (6).</w:t>
       </w:r>
     </w:p>
     <w:p>
@@ -5004,16 +5351,29 @@
         <w:t>JSON är ett textformat för att lagra och överföra</w:t>
       </w:r>
       <w:r>
-        <w:t xml:space="preserve"> strukturerad</w:t>
+        <w:t xml:space="preserve"> </w:t>
+      </w:r>
+      <w:proofErr w:type="gramStart"/>
+      <w:r>
+        <w:t>strukturerad</w:t>
       </w:r>
       <w:r>
         <w:t xml:space="preserve"> data</w:t>
       </w:r>
+      <w:proofErr w:type="gramEnd"/>
       <w:r>
         <w:t xml:space="preserve"> </w:t>
       </w:r>
       <w:r>
-        <w:t xml:space="preserve">och arrayer </w:t>
+        <w:t xml:space="preserve">och </w:t>
+      </w:r>
+      <w:proofErr w:type="spellStart"/>
+      <w:r>
+        <w:t>arrayer</w:t>
+      </w:r>
+      <w:proofErr w:type="spellEnd"/>
+      <w:r>
+        <w:t xml:space="preserve"> </w:t>
       </w:r>
       <w:r>
         <w:t>mellan enheter</w:t>
@@ -5030,7 +5390,15 @@
         <w:pStyle w:val="Textbody"/>
       </w:pPr>
       <w:r>
-        <w:t>Genom att hämta datan som e</w:t>
+        <w:t xml:space="preserve">Genom att hämta </w:t>
+      </w:r>
+      <w:proofErr w:type="spellStart"/>
+      <w:r>
+        <w:t>datan</w:t>
+      </w:r>
+      <w:proofErr w:type="spellEnd"/>
+      <w:r>
+        <w:t xml:space="preserve"> som e</w:t>
       </w:r>
       <w:r>
         <w:t>tt</w:t>
@@ -5042,8 +5410,21 @@
         <w:t>ormat</w:t>
       </w:r>
       <w:r>
-        <w:t xml:space="preserve"> och översätta till JavaScript, kan man genom att utläsa datan och dess värden använda innehållet på sin webbplats, samtidigt som man lägger till funktioner eller design för slutanvändarna att ha nytta av datan</w:t>
-      </w:r>
+        <w:t xml:space="preserve"> och översätta till JavaScript, kan man genom att utläsa </w:t>
+      </w:r>
+      <w:proofErr w:type="spellStart"/>
+      <w:r>
+        <w:t>datan</w:t>
+      </w:r>
+      <w:proofErr w:type="spellEnd"/>
+      <w:r>
+        <w:t xml:space="preserve"> och dess värden använda innehållet på sin webbplats, samtidigt som man lägger till funktioner eller design för slutanvändarna att ha nytta av </w:t>
+      </w:r>
+      <w:proofErr w:type="spellStart"/>
+      <w:r>
+        <w:t>datan</w:t>
+      </w:r>
+      <w:proofErr w:type="spellEnd"/>
       <w:r>
         <w:t xml:space="preserve"> (8).</w:t>
       </w:r>
@@ -5056,34 +5437,78 @@
         </w:rPr>
       </w:pPr>
       <w:bookmarkStart w:id="13" w:name="_Toc225105631"/>
+      <w:proofErr w:type="spellStart"/>
       <w:r>
         <w:t>Leaflet</w:t>
       </w:r>
       <w:bookmarkEnd w:id="13"/>
-    </w:p>
-    <w:p>
-      <w:pPr>
-        <w:pStyle w:val="Textbody"/>
-      </w:pPr>
-      <w:r>
-        <w:t xml:space="preserve">Leaflet är </w:t>
+      <w:proofErr w:type="spellEnd"/>
+    </w:p>
+    <w:p>
+      <w:pPr>
+        <w:pStyle w:val="Textbody"/>
+      </w:pPr>
+      <w:proofErr w:type="spellStart"/>
+      <w:r>
+        <w:t>Leaflet</w:t>
+      </w:r>
+      <w:proofErr w:type="spellEnd"/>
+      <w:r>
+        <w:t xml:space="preserve"> är </w:t>
       </w:r>
       <w:r>
         <w:t>ett JavaScript-bibliotek för kartor</w:t>
       </w:r>
       <w:r>
-        <w:t xml:space="preserve"> som möjliggör olika typer av interaktioner och plug-ins (9).</w:t>
-      </w:r>
-      <w:r>
-        <w:t xml:space="preserve"> Den är en enkel och användarvänlig tjänst med omfattande dokumentation som visar hur man kan använda sig av kartan, och den möjliggör även mashups med olika typer av API:er.</w:t>
-      </w:r>
-    </w:p>
-    <w:p>
-      <w:pPr>
-        <w:pStyle w:val="Textbody"/>
-      </w:pPr>
-      <w:r>
-        <w:t>Leaflet visar även tutorials och hjälptexter för hur det kan fungera och vilka olika funktioner och lager man kan ha på sina kartor.</w:t>
+        <w:t xml:space="preserve"> som möjliggör olika typer av interaktioner och </w:t>
+      </w:r>
+      <w:proofErr w:type="spellStart"/>
+      <w:r>
+        <w:t>plug-ins</w:t>
+      </w:r>
+      <w:proofErr w:type="spellEnd"/>
+      <w:r>
+        <w:t xml:space="preserve"> (9).</w:t>
+      </w:r>
+      <w:r>
+        <w:t xml:space="preserve"> Den är en enkel och användarvänlig tjänst med omfattande dokumentation som visar hur man kan använda sig av kartan, och den möjliggör även </w:t>
+      </w:r>
+      <w:proofErr w:type="spellStart"/>
+      <w:r>
+        <w:t>mashups</w:t>
+      </w:r>
+      <w:proofErr w:type="spellEnd"/>
+      <w:r>
+        <w:t xml:space="preserve"> med olika typer av </w:t>
+      </w:r>
+      <w:proofErr w:type="spellStart"/>
+      <w:r>
+        <w:t>API:er</w:t>
+      </w:r>
+      <w:proofErr w:type="spellEnd"/>
+      <w:r>
+        <w:t>.</w:t>
+      </w:r>
+    </w:p>
+    <w:p>
+      <w:pPr>
+        <w:pStyle w:val="Textbody"/>
+      </w:pPr>
+      <w:proofErr w:type="spellStart"/>
+      <w:r>
+        <w:t>Leaflet</w:t>
+      </w:r>
+      <w:proofErr w:type="spellEnd"/>
+      <w:r>
+        <w:t xml:space="preserve"> visar även </w:t>
+      </w:r>
+      <w:proofErr w:type="spellStart"/>
+      <w:r>
+        <w:t>tutorials</w:t>
+      </w:r>
+      <w:proofErr w:type="spellEnd"/>
+      <w:r>
+        <w:t xml:space="preserve"> och hjälptexter för hur det kan fungera och vilka olika funktioner och lager man kan ha på sina kartor.</w:t>
       </w:r>
     </w:p>
     <w:p>
@@ -5094,18 +5519,25 @@
         </w:rPr>
       </w:pPr>
       <w:bookmarkStart w:id="14" w:name="_Toc225105632"/>
+      <w:proofErr w:type="spellStart"/>
       <w:r>
         <w:t>Open-Meteo</w:t>
       </w:r>
       <w:bookmarkEnd w:id="14"/>
+      <w:proofErr w:type="spellEnd"/>
     </w:p>
     <w:p>
       <w:pPr>
         <w:pStyle w:val="Textbody"/>
         <w:spacing w:line="276" w:lineRule="auto"/>
       </w:pPr>
-      <w:r>
-        <w:t>Open-Meteo erbjuder via öppen källkod en API-lösning för att visa väderdata på önskvärd plats (10).</w:t>
+      <w:proofErr w:type="spellStart"/>
+      <w:r>
+        <w:t>Open-Meteo</w:t>
+      </w:r>
+      <w:proofErr w:type="spellEnd"/>
+      <w:r>
+        <w:t xml:space="preserve"> erbjuder via öppen källkod en API-lösning för att visa väderdata på önskvärd plats (10).</w:t>
       </w:r>
       <w:r>
         <w:t xml:space="preserve"> Webbutvecklare har möjlighet att göra ett flertal val för att kunna skräddarsy sin API i JSON-format och det går exempelvis att välja om man vill få fram information om solchanser, nederbörd, vind och molnighet, och man kan välja ett tidsintervall på upp till 16 dagars prognos.</w:t>
@@ -5139,13 +5571,37 @@
         <w:t>Kort sagt är CSS det språk som används för att lägga till stil på ett HTML-dokument (11)</w:t>
       </w:r>
       <w:r>
-        <w:t xml:space="preserve"> och SCSS är ett preprocessoriskt stilspråk som är en förlängning av CSS med ännu fler funktioner (12).</w:t>
-      </w:r>
-      <w:r>
-        <w:t xml:space="preserve"> SCSS kallas för ett superset av CSS och möjliggör för utvecklare att skapa en mer strukturerad och återanvändbar kod. Exempelvis kan man använda sig av variabler; ofta för färger men även för andra värden som kan beröra teckenstorlek och olika typer av storlekar.</w:t>
-      </w:r>
-      <w:r>
-        <w:t xml:space="preserve"> Fördelen med variabler är att det är återanvändbar kod som dels innefattar koder på värden som används på en webbplats, och dels möjliggör färre upprepningar av kod. På så sätt ökar det chanserna för en enhetlighet på en webbplats.</w:t>
+        <w:t xml:space="preserve"> och SCSS är ett </w:t>
+      </w:r>
+      <w:proofErr w:type="spellStart"/>
+      <w:r>
+        <w:t>preprocessoriskt</w:t>
+      </w:r>
+      <w:proofErr w:type="spellEnd"/>
+      <w:r>
+        <w:t xml:space="preserve"> stilspråk som är en förlängning av CSS med ännu fler funktioner (12).</w:t>
+      </w:r>
+      <w:r>
+        <w:t xml:space="preserve"> SCSS kallas för ett </w:t>
+      </w:r>
+      <w:proofErr w:type="spellStart"/>
+      <w:r>
+        <w:t>superset</w:t>
+      </w:r>
+      <w:proofErr w:type="spellEnd"/>
+      <w:r>
+        <w:t xml:space="preserve"> av CSS och möjliggör för utvecklare att skapa en mer strukturerad och återanvändbar kod. Exempelvis kan man använda sig av variabler; ofta för färger men även för andra värden som kan beröra teckenstorlek och olika typer av storlekar.</w:t>
+      </w:r>
+      <w:r>
+        <w:t xml:space="preserve"> Fördelen med variabler är att det är återanvändbar kod som dels innefattar koder på värden som används på en webbplats, </w:t>
+      </w:r>
+      <w:proofErr w:type="gramStart"/>
+      <w:r>
+        <w:t>och dels</w:t>
+      </w:r>
+      <w:proofErr w:type="gramEnd"/>
+      <w:r>
+        <w:t xml:space="preserve"> möjliggör färre upprepningar av kod. På så sätt ökar det chanserna för en enhetlighet på en webbplats.</w:t>
       </w:r>
     </w:p>
     <w:p>
@@ -5200,8 +5656,13 @@
         <w:t xml:space="preserve">Det är möjligt att använda sig av animationer med hjälp av CSS och innebär att man gradvis ändrar ett utseende till ett annat </w:t>
       </w:r>
       <w:r>
-        <w:t>med hjälp av keyframes</w:t>
-      </w:r>
+        <w:t xml:space="preserve">med hjälp av </w:t>
+      </w:r>
+      <w:proofErr w:type="spellStart"/>
+      <w:r>
+        <w:t>keyframes</w:t>
+      </w:r>
+      <w:proofErr w:type="spellEnd"/>
       <w:r>
         <w:t xml:space="preserve"> </w:t>
       </w:r>
@@ -5231,7 +5692,15 @@
         <w:t xml:space="preserve"> </w:t>
       </w:r>
       <w:r>
-        <w:t>kan förändra något och ofta vid hover eller klick, och under en viss tid (17).</w:t>
+        <w:t xml:space="preserve">kan förändra något och ofta vid </w:t>
+      </w:r>
+      <w:proofErr w:type="spellStart"/>
+      <w:r>
+        <w:t>hover</w:t>
+      </w:r>
+      <w:proofErr w:type="spellEnd"/>
+      <w:r>
+        <w:t xml:space="preserve"> eller klick, och under en viss tid (17).</w:t>
       </w:r>
     </w:p>
     <w:p>
@@ -5242,17 +5711,24 @@
         </w:rPr>
       </w:pPr>
       <w:bookmarkStart w:id="17" w:name="_Toc225105635"/>
+      <w:proofErr w:type="spellStart"/>
       <w:r>
         <w:t>JSDoc</w:t>
       </w:r>
       <w:bookmarkEnd w:id="17"/>
-    </w:p>
-    <w:p>
-      <w:pPr>
-        <w:pStyle w:val="Textbody"/>
-      </w:pPr>
-      <w:r>
-        <w:t>JSDoc är ett verktyg för att kunna dokumentera JavaScript-kod med kommentarer direkt i koden (1</w:t>
+      <w:proofErr w:type="spellEnd"/>
+    </w:p>
+    <w:p>
+      <w:pPr>
+        <w:pStyle w:val="Textbody"/>
+      </w:pPr>
+      <w:proofErr w:type="spellStart"/>
+      <w:r>
+        <w:t>JSDoc</w:t>
+      </w:r>
+      <w:proofErr w:type="spellEnd"/>
+      <w:r>
+        <w:t xml:space="preserve"> är ett verktyg för att kunna dokumentera JavaScript-kod med kommentarer direkt i koden (1</w:t>
       </w:r>
       <w:r>
         <w:t>8</w:t>
@@ -5270,7 +5746,15 @@
         <w:t xml:space="preserve"> att kunna göra koden lättare att förstå, både</w:t>
       </w:r>
       <w:r>
-        <w:t xml:space="preserve"> för ens egen skull men även för de tillfällen när man samarbetar med andra.</w:t>
+        <w:t xml:space="preserve"> för ens egen skull </w:t>
+      </w:r>
+      <w:proofErr w:type="gramStart"/>
+      <w:r>
+        <w:t>men även</w:t>
+      </w:r>
+      <w:proofErr w:type="gramEnd"/>
+      <w:r>
+        <w:t xml:space="preserve"> för de tillfällen när man samarbetar med andra.</w:t>
       </w:r>
     </w:p>
     <w:p>
@@ -5296,18 +5780,49 @@
         </w:rPr>
       </w:pPr>
       <w:bookmarkStart w:id="19" w:name="_Toc225105637"/>
+      <w:proofErr w:type="spellStart"/>
       <w:r>
         <w:t>Leaflet</w:t>
       </w:r>
       <w:bookmarkEnd w:id="19"/>
+      <w:proofErr w:type="spellEnd"/>
     </w:p>
     <w:p>
       <w:pPr>
         <w:pStyle w:val="Textbody"/>
         <w:spacing w:line="276" w:lineRule="auto"/>
       </w:pPr>
-      <w:r>
-        <w:t>Leaflet valde jag att använda eftersom jag använt det i en tidigare laboration och upplevt det som både enkelt att använda, men även för att dokumentationen och tutorials har och är väldigt hjälpsamma. Leaflet har ett gränssnitt som gör att jag bland annat kan sätta ut egna markörer i stället för den som finns som default. På så sätt har jag exempelvis haft möjlighet att ersätta default med egna ikoner för de olika väderlekarna.</w:t>
+      <w:proofErr w:type="spellStart"/>
+      <w:r>
+        <w:t>Leaflet</w:t>
+      </w:r>
+      <w:proofErr w:type="spellEnd"/>
+      <w:r>
+        <w:t xml:space="preserve"> valde jag att använda eftersom jag använt det i en tidigare laboration och upplevt det som både enkelt att använda, </w:t>
+      </w:r>
+      <w:proofErr w:type="gramStart"/>
+      <w:r>
+        <w:t>men även</w:t>
+      </w:r>
+      <w:proofErr w:type="gramEnd"/>
+      <w:r>
+        <w:t xml:space="preserve"> för att dokumentationen och </w:t>
+      </w:r>
+      <w:proofErr w:type="spellStart"/>
+      <w:r>
+        <w:t>tutorials</w:t>
+      </w:r>
+      <w:proofErr w:type="spellEnd"/>
+      <w:r>
+        <w:t xml:space="preserve"> har och är väldigt hjälpsamma. </w:t>
+      </w:r>
+      <w:proofErr w:type="spellStart"/>
+      <w:r>
+        <w:t>Leaflet</w:t>
+      </w:r>
+      <w:proofErr w:type="spellEnd"/>
+      <w:r>
+        <w:t xml:space="preserve"> har ett gränssnitt som gör att jag bland annat kan sätta ut egna markörer i stället för den som finns som default. På så sätt har jag exempelvis haft möjlighet att ersätta default med egna ikoner för de olika väderlekarna.</w:t>
       </w:r>
     </w:p>
     <w:p>
@@ -5319,19 +5834,39 @@
         </w:rPr>
       </w:pPr>
       <w:bookmarkStart w:id="20" w:name="_Toc225105638"/>
+      <w:proofErr w:type="spellStart"/>
       <w:r>
         <w:t>Open-Meteo</w:t>
       </w:r>
       <w:bookmarkEnd w:id="20"/>
+      <w:proofErr w:type="spellEnd"/>
     </w:p>
     <w:p>
       <w:pPr>
         <w:pStyle w:val="Textbody"/>
         <w:spacing w:line="276" w:lineRule="auto"/>
       </w:pPr>
-      <w:r>
-        <w:t>Open-Meteo ger mig möjligheten att välja vilka specifika vädertyper och prognosdagar som jag vill kunna använda i min webbapplikation. Detta ger mig ett skäddarsytt JSON-format som jag sedan har möjlighet att koppla ihop med Leaflet</w:t>
-      </w:r>
+      <w:proofErr w:type="spellStart"/>
+      <w:r>
+        <w:t>Open-Meteo</w:t>
+      </w:r>
+      <w:proofErr w:type="spellEnd"/>
+      <w:r>
+        <w:t xml:space="preserve"> ger mig möjligheten att välja vilka specifika vädertyper och prognosdagar som jag vill kunna använda i min webbapplikation. Detta ger mig ett </w:t>
+      </w:r>
+      <w:proofErr w:type="spellStart"/>
+      <w:r>
+        <w:t>skäddarsytt</w:t>
+      </w:r>
+      <w:proofErr w:type="spellEnd"/>
+      <w:r>
+        <w:t xml:space="preserve"> JSON-format som jag sedan har möjlighet att koppla ihop med </w:t>
+      </w:r>
+      <w:proofErr w:type="spellStart"/>
+      <w:r>
+        <w:t>Leaflet</w:t>
+      </w:r>
+      <w:proofErr w:type="spellEnd"/>
       <w:r>
         <w:t>.</w:t>
       </w:r>
@@ -5359,7 +5894,15 @@
         <w:spacing w:line="276" w:lineRule="auto"/>
       </w:pPr>
       <w:r>
-        <w:t>Eftersom det inte var ett krav på egenskapade ikoner i detta projekt, har jag lagt mindre tid än vanligt på att göra min egna ikoner</w:t>
+        <w:t xml:space="preserve">Eftersom det inte var ett krav på egenskapade ikoner i detta projekt, har jag lagt mindre tid än vanligt på att göra min </w:t>
+      </w:r>
+      <w:proofErr w:type="gramStart"/>
+      <w:r>
+        <w:t>egna</w:t>
+      </w:r>
+      <w:proofErr w:type="gramEnd"/>
+      <w:r>
+        <w:t xml:space="preserve"> ikoner</w:t>
       </w:r>
       <w:r>
         <w:t xml:space="preserve"> som finns på startsidan när man ska välja önskat väder</w:t>
@@ -5368,7 +5911,23 @@
         <w:t>.</w:t>
       </w:r>
       <w:r>
-        <w:t xml:space="preserve"> I stället har jag använt mig av grafiska element från Canva till ikonerna och jag har blandat grafiska element från Canva för att göra min logotyp med hjälp av lager.</w:t>
+        <w:t xml:space="preserve"> I stället har jag använt mig av grafiska element från </w:t>
+      </w:r>
+      <w:proofErr w:type="spellStart"/>
+      <w:r>
+        <w:t>Canva</w:t>
+      </w:r>
+      <w:proofErr w:type="spellEnd"/>
+      <w:r>
+        <w:t xml:space="preserve"> till ikonerna och jag har blandat grafiska element från </w:t>
+      </w:r>
+      <w:proofErr w:type="spellStart"/>
+      <w:r>
+        <w:t>Canva</w:t>
+      </w:r>
+      <w:proofErr w:type="spellEnd"/>
+      <w:r>
+        <w:t xml:space="preserve"> för att göra min logotyp med hjälp av lager.</w:t>
       </w:r>
     </w:p>
     <w:p>
@@ -5377,7 +5936,15 @@
         <w:spacing w:line="276" w:lineRule="auto"/>
       </w:pPr>
       <w:r>
-        <w:t>Även om de grafiska elementen är hämtade från Canva, så har jag haft som mål att ha en enhetlig design och utseende på ikonerna. Ikonerna har även återanvänts i kartan.</w:t>
+        <w:t xml:space="preserve">Även om de grafiska elementen är hämtade från </w:t>
+      </w:r>
+      <w:proofErr w:type="spellStart"/>
+      <w:r>
+        <w:t>Canva</w:t>
+      </w:r>
+      <w:proofErr w:type="spellEnd"/>
+      <w:r>
+        <w:t>, så har jag haft som mål att ha en enhetlig design och utseende på ikonerna. Ikonerna har även återanvänts i kartan.</w:t>
       </w:r>
     </w:p>
     <w:p>
@@ -5400,7 +5967,31 @@
         <w:spacing w:line="276" w:lineRule="auto"/>
       </w:pPr>
       <w:r>
-        <w:t>Jag har försökt hålla en blå färg som en röd tråd genom hela min webbapplikation. Den blå färgen finns i olika nyanser beroende på om det är en bakgrund, footer, hover-färg eller border.</w:t>
+        <w:t xml:space="preserve">Jag har försökt hålla en blå färg som en röd tråd genom hela min webbapplikation. Den blå färgen finns i olika nyanser beroende på om det är en bakgrund, </w:t>
+      </w:r>
+      <w:proofErr w:type="spellStart"/>
+      <w:r>
+        <w:t>footer</w:t>
+      </w:r>
+      <w:proofErr w:type="spellEnd"/>
+      <w:r>
+        <w:t xml:space="preserve">, </w:t>
+      </w:r>
+      <w:proofErr w:type="spellStart"/>
+      <w:r>
+        <w:t>hover</w:t>
+      </w:r>
+      <w:proofErr w:type="spellEnd"/>
+      <w:r>
+        <w:t xml:space="preserve">-färg eller </w:t>
+      </w:r>
+      <w:proofErr w:type="spellStart"/>
+      <w:r>
+        <w:t>border</w:t>
+      </w:r>
+      <w:proofErr w:type="spellEnd"/>
+      <w:r>
+        <w:t>.</w:t>
       </w:r>
       <w:r>
         <w:t xml:space="preserve"> Den blå färg symboliserar en klar himmel och även om användarna har möjlighet att visa fler vädertyper än solklart, så heter sidan trots allt Solspaning och därför vill jag förknippa den grafiska profilen med en klar himmel.</w:t>
@@ -5450,10 +6041,58 @@
         <w:pStyle w:val="Textbody"/>
       </w:pPr>
       <w:r>
-        <w:t>De partials som jag ska ha med i min SCSS är animations, components, darkmode, structure, variables och huvudfilen styles.</w:t>
-      </w:r>
-      <w:r>
-        <w:t xml:space="preserve"> På så sätt ser jag till så att mina animationer samlas i en fil, mina komponenter och byggstenar i en fil, nattläge i en, huvudstruktur som främst berör body och html i en, samt variabler i den, där jag samlar färger som används i min webbapplikation.</w:t>
+        <w:t xml:space="preserve">De partials som jag ska ha med i min SCSS är animations, </w:t>
+      </w:r>
+      <w:proofErr w:type="spellStart"/>
+      <w:r>
+        <w:t>components</w:t>
+      </w:r>
+      <w:proofErr w:type="spellEnd"/>
+      <w:r>
+        <w:t xml:space="preserve">, </w:t>
+      </w:r>
+      <w:proofErr w:type="spellStart"/>
+      <w:r>
+        <w:t>darkmode</w:t>
+      </w:r>
+      <w:proofErr w:type="spellEnd"/>
+      <w:r>
+        <w:t xml:space="preserve">, </w:t>
+      </w:r>
+      <w:proofErr w:type="spellStart"/>
+      <w:r>
+        <w:t>structure</w:t>
+      </w:r>
+      <w:proofErr w:type="spellEnd"/>
+      <w:r>
+        <w:t xml:space="preserve">, </w:t>
+      </w:r>
+      <w:proofErr w:type="spellStart"/>
+      <w:r>
+        <w:t>variables</w:t>
+      </w:r>
+      <w:proofErr w:type="spellEnd"/>
+      <w:r>
+        <w:t xml:space="preserve"> och huvudfilen </w:t>
+      </w:r>
+      <w:proofErr w:type="spellStart"/>
+      <w:r>
+        <w:t>styles</w:t>
+      </w:r>
+      <w:proofErr w:type="spellEnd"/>
+      <w:r>
+        <w:t>.</w:t>
+      </w:r>
+      <w:r>
+        <w:t xml:space="preserve"> På så sätt ser jag till så att mina animationer samlas i en fil, mina komponenter och byggstenar i en fil, nattläge i en, huvudstruktur som främst berör </w:t>
+      </w:r>
+      <w:proofErr w:type="spellStart"/>
+      <w:r>
+        <w:t>body</w:t>
+      </w:r>
+      <w:proofErr w:type="spellEnd"/>
+      <w:r>
+        <w:t xml:space="preserve"> och html i en, samt variabler i den, där jag samlar färger som används i min webbapplikation.</w:t>
       </w:r>
     </w:p>
     <w:p>
@@ -5491,13 +6130,34 @@
         <w:t xml:space="preserve">Jag kommer att ha </w:t>
       </w:r>
       <w:r>
-        <w:t>animationer på texten under logotypen, och på ikonerna och de påhittade omdömena vid ho</w:t>
+        <w:t xml:space="preserve">animationer på texten under logotypen, och på ikonerna och de påhittade omdömena vid </w:t>
+      </w:r>
+      <w:proofErr w:type="spellStart"/>
+      <w:r>
+        <w:t>ho</w:t>
       </w:r>
       <w:r>
         <w:t>ver</w:t>
       </w:r>
-      <w:r>
-        <w:t>. I responsivt läge har jag lagt lite mer animation vid hover på ikonerna, exempelvis att ikonerna för sol och regn snurrar, men att ikonerna för vind och moln skakar lite.</w:t>
+      <w:proofErr w:type="spellEnd"/>
+      <w:r>
+        <w:t xml:space="preserve">. I </w:t>
+      </w:r>
+      <w:proofErr w:type="spellStart"/>
+      <w:r>
+        <w:t>responsivt</w:t>
+      </w:r>
+      <w:proofErr w:type="spellEnd"/>
+      <w:r>
+        <w:t xml:space="preserve"> läge har jag lagt lite mer animation vid </w:t>
+      </w:r>
+      <w:proofErr w:type="spellStart"/>
+      <w:r>
+        <w:t>hover</w:t>
+      </w:r>
+      <w:proofErr w:type="spellEnd"/>
+      <w:r>
+        <w:t xml:space="preserve"> på ikonerna, exempelvis att ikonerna för sol och regn snurrar, men att ikonerna för vind och moln skakar lite.</w:t>
       </w:r>
     </w:p>
     <w:p>
@@ -5523,7 +6183,23 @@
         <w:spacing w:line="276" w:lineRule="auto"/>
       </w:pPr>
       <w:r>
-        <w:t xml:space="preserve">Med hjälp av @media (prefers-color-scheme: dark) låter jag användare med </w:t>
+        <w:t>Med hjälp av @media (</w:t>
+      </w:r>
+      <w:proofErr w:type="spellStart"/>
+      <w:r>
+        <w:t>prefers</w:t>
+      </w:r>
+      <w:proofErr w:type="spellEnd"/>
+      <w:r>
+        <w:t>-color-</w:t>
+      </w:r>
+      <w:proofErr w:type="spellStart"/>
+      <w:r>
+        <w:t>scheme</w:t>
+      </w:r>
+      <w:proofErr w:type="spellEnd"/>
+      <w:r>
+        <w:t xml:space="preserve">: dark) låter jag användare med </w:t>
       </w:r>
       <w:r>
         <w:t>mörkt läge</w:t>
@@ -5572,10 +6248,12 @@
         </w:rPr>
       </w:pPr>
       <w:bookmarkStart w:id="28" w:name="_Toc225105646"/>
+      <w:proofErr w:type="spellStart"/>
       <w:r>
         <w:t>JSDoc</w:t>
       </w:r>
       <w:bookmarkEnd w:id="28"/>
+      <w:proofErr w:type="spellEnd"/>
     </w:p>
     <w:p>
       <w:pPr>
@@ -5583,7 +6261,15 @@
         <w:spacing w:line="276" w:lineRule="auto"/>
       </w:pPr>
       <w:r>
-        <w:t>Jag använder mig av JSDoc för att dokumentera min JavaScript-kod.</w:t>
+        <w:t xml:space="preserve">Jag använder mig av </w:t>
+      </w:r>
+      <w:proofErr w:type="spellStart"/>
+      <w:r>
+        <w:t>JSDoc</w:t>
+      </w:r>
+      <w:proofErr w:type="spellEnd"/>
+      <w:r>
+        <w:t xml:space="preserve"> för att dokumentera min JavaScript-kod.</w:t>
       </w:r>
       <w:r>
         <w:t xml:space="preserve"> Genom att skriva dessa kommentarer ovanför mina funktioner kan jag beskriva vad funktionerna gör, vilka parametrar som tas emot och vad som returneras. Detta gör koden mer lättförståelig för mig och underlättar vid felsökning och eventuell vidareutveckling.</w:t>
@@ -5607,13 +6293,50 @@
         <w:pStyle w:val="Textbody"/>
       </w:pPr>
       <w:r>
-        <w:t>Jag använder mig av GitHub för versionshantering och publicering, då min färdiga webbapplikation har fått en länk genom GitHub</w:t>
-      </w:r>
+        <w:t xml:space="preserve">Jag använder mig av </w:t>
+      </w:r>
+      <w:proofErr w:type="spellStart"/>
+      <w:r>
+        <w:t>GitHub</w:t>
+      </w:r>
+      <w:proofErr w:type="spellEnd"/>
+      <w:r>
+        <w:t xml:space="preserve"> för versionshantering och publicering, då min färdiga webbapplikation har fått en länk genom </w:t>
+      </w:r>
+      <w:proofErr w:type="spellStart"/>
+      <w:r>
+        <w:t>GitHub</w:t>
+      </w:r>
+      <w:proofErr w:type="spellEnd"/>
       <w:r>
         <w:t xml:space="preserve"> (19)</w:t>
       </w:r>
       <w:r>
-        <w:t>. Genom versionshanteringen använder jag mig av två brancher; development och main, varav den sistnämnda är kopplad till själva publiceringen.</w:t>
+        <w:t xml:space="preserve">. Genom versionshanteringen använder jag mig av två </w:t>
+      </w:r>
+      <w:proofErr w:type="spellStart"/>
+      <w:r>
+        <w:t>brancher</w:t>
+      </w:r>
+      <w:proofErr w:type="spellEnd"/>
+      <w:r>
+        <w:t xml:space="preserve">; </w:t>
+      </w:r>
+      <w:proofErr w:type="spellStart"/>
+      <w:r>
+        <w:t>development</w:t>
+      </w:r>
+      <w:proofErr w:type="spellEnd"/>
+      <w:r>
+        <w:t xml:space="preserve"> och </w:t>
+      </w:r>
+      <w:proofErr w:type="spellStart"/>
+      <w:r>
+        <w:t>main</w:t>
+      </w:r>
+      <w:proofErr w:type="spellEnd"/>
+      <w:r>
+        <w:t>, varav den sistnämnda är kopplad till själva publiceringen.</w:t>
       </w:r>
     </w:p>
     <w:p>
@@ -5676,7 +6399,39 @@
         <w:t>Min webbapplikation består av en HTML-sida.</w:t>
       </w:r>
       <w:r>
-        <w:t xml:space="preserve"> På denna sida finns en header och footer och innehåller däremellan är en body med main.</w:t>
+        <w:t xml:space="preserve"> På denna sida finns en </w:t>
+      </w:r>
+      <w:proofErr w:type="spellStart"/>
+      <w:r>
+        <w:t>header</w:t>
+      </w:r>
+      <w:proofErr w:type="spellEnd"/>
+      <w:r>
+        <w:t xml:space="preserve"> och </w:t>
+      </w:r>
+      <w:proofErr w:type="spellStart"/>
+      <w:r>
+        <w:t>footer</w:t>
+      </w:r>
+      <w:proofErr w:type="spellEnd"/>
+      <w:r>
+        <w:t xml:space="preserve"> och innehåller däremellan är en </w:t>
+      </w:r>
+      <w:proofErr w:type="spellStart"/>
+      <w:r>
+        <w:t>body</w:t>
+      </w:r>
+      <w:proofErr w:type="spellEnd"/>
+      <w:r>
+        <w:t xml:space="preserve"> med </w:t>
+      </w:r>
+      <w:proofErr w:type="spellStart"/>
+      <w:r>
+        <w:t>main</w:t>
+      </w:r>
+      <w:proofErr w:type="spellEnd"/>
+      <w:r>
+        <w:t>.</w:t>
       </w:r>
     </w:p>
     <w:p>
@@ -5697,19 +6452,40 @@
         <w:pStyle w:val="Textbody"/>
       </w:pPr>
       <w:r>
-        <w:t xml:space="preserve">Kartan har implementerats med hjälp av JavaScript-biblioteket Leaflet, där en karta initierades </w:t>
+        <w:t xml:space="preserve">Kartan har implementerats med hjälp av JavaScript-biblioteket </w:t>
+      </w:r>
+      <w:proofErr w:type="spellStart"/>
+      <w:r>
+        <w:t>Leaflet</w:t>
+      </w:r>
+      <w:proofErr w:type="spellEnd"/>
+      <w:r>
+        <w:t xml:space="preserve">, där en karta initierades </w:t>
       </w:r>
       <w:r>
         <w:t>genom att jag skapade ett kartobjekt och valde att begränsa det till Sverige med hjälp av koordinater.</w:t>
       </w:r>
       <w:r>
-        <w:t xml:space="preserve"> För att kunna visa kartans innehåll lades ett kartlage</w:t>
+        <w:t xml:space="preserve"> För att kunna visa kartans innehåll lades ett </w:t>
+      </w:r>
+      <w:proofErr w:type="spellStart"/>
+      <w:r>
+        <w:t>kartlage</w:t>
       </w:r>
       <w:r>
         <w:t>r</w:t>
       </w:r>
-      <w:r>
-        <w:t xml:space="preserve"> från OpenStreetMap till.</w:t>
+      <w:proofErr w:type="spellEnd"/>
+      <w:r>
+        <w:t xml:space="preserve"> från </w:t>
+      </w:r>
+      <w:proofErr w:type="spellStart"/>
+      <w:r>
+        <w:t>OpenStreetMap</w:t>
+      </w:r>
+      <w:proofErr w:type="spellEnd"/>
+      <w:r>
+        <w:t xml:space="preserve"> till.</w:t>
       </w:r>
       <w:r>
         <w:t xml:space="preserve"> </w:t>
@@ -5739,13 +6515,58 @@
         <w:pStyle w:val="Textbody"/>
       </w:pPr>
       <w:r>
-        <w:t>För att kunna hämta aktuell och relevant väderdata som jag filtrerat på Open-Meteos webbplats, gjordes API-anrop med hjälp av den genererade länken.</w:t>
-      </w:r>
-      <w:r>
-        <w:t xml:space="preserve"> Anropen gjordes med fetch () i kombination med async och await</w:t>
-      </w:r>
-      <w:r>
-        <w:t>, som gjorde det möjligt att kunna vänta in svaret från API:et som skulle hämtas. Den information jag behövde få i mina anrop var väderkod, som gällde solen, nederbörd, vindhastighet och molnighet, men även om det är natt eller dag.</w:t>
+        <w:t xml:space="preserve">För att kunna hämta </w:t>
+      </w:r>
+      <w:proofErr w:type="gramStart"/>
+      <w:r>
+        <w:t>aktuell och relevant väderdata</w:t>
+      </w:r>
+      <w:proofErr w:type="gramEnd"/>
+      <w:r>
+        <w:t xml:space="preserve"> som jag filtrerat på </w:t>
+      </w:r>
+      <w:proofErr w:type="spellStart"/>
+      <w:r>
+        <w:t>Open-Meteos</w:t>
+      </w:r>
+      <w:proofErr w:type="spellEnd"/>
+      <w:r>
+        <w:t xml:space="preserve"> webbplats, gjordes API-anrop med hjälp av den genererade länken.</w:t>
+      </w:r>
+      <w:r>
+        <w:t xml:space="preserve"> Anropen gjordes med </w:t>
+      </w:r>
+      <w:proofErr w:type="spellStart"/>
+      <w:r>
+        <w:t>fetch</w:t>
+      </w:r>
+      <w:proofErr w:type="spellEnd"/>
+      <w:r>
+        <w:t xml:space="preserve"> () i kombination med </w:t>
+      </w:r>
+      <w:proofErr w:type="spellStart"/>
+      <w:r>
+        <w:t>async</w:t>
+      </w:r>
+      <w:proofErr w:type="spellEnd"/>
+      <w:r>
+        <w:t xml:space="preserve"> och </w:t>
+      </w:r>
+      <w:proofErr w:type="spellStart"/>
+      <w:r>
+        <w:t>await</w:t>
+      </w:r>
+      <w:proofErr w:type="spellEnd"/>
+      <w:r>
+        <w:t xml:space="preserve">, som gjorde det möjligt att kunna vänta in svaret från </w:t>
+      </w:r>
+      <w:proofErr w:type="spellStart"/>
+      <w:r>
+        <w:t>API:et</w:t>
+      </w:r>
+      <w:proofErr w:type="spellEnd"/>
+      <w:r>
+        <w:t xml:space="preserve"> som skulle hämtas. Den information jag behövde få i mina anrop var väderkod, som gällde solen, nederbörd, vindhastighet och molnighet, men även om det är natt eller dag.</w:t>
       </w:r>
     </w:p>
     <w:p>
@@ -5769,8 +6590,29 @@
       <w:pPr>
         <w:pStyle w:val="Textbody"/>
       </w:pPr>
-      <w:r>
-        <w:t>async function showSunnyWeather(city) {</w:t>
+      <w:proofErr w:type="spellStart"/>
+      <w:r>
+        <w:t>async</w:t>
+      </w:r>
+      <w:proofErr w:type="spellEnd"/>
+      <w:r>
+        <w:t xml:space="preserve"> </w:t>
+      </w:r>
+      <w:proofErr w:type="spellStart"/>
+      <w:r>
+        <w:t>function</w:t>
+      </w:r>
+      <w:proofErr w:type="spellEnd"/>
+      <w:r>
+        <w:t xml:space="preserve"> </w:t>
+      </w:r>
+      <w:proofErr w:type="spellStart"/>
+      <w:r>
+        <w:t>showSunnyWeather</w:t>
+      </w:r>
+      <w:proofErr w:type="spellEnd"/>
+      <w:r>
+        <w:t>(city) {</w:t>
       </w:r>
     </w:p>
     <w:p>
@@ -5778,80 +6620,338 @@
         <w:pStyle w:val="Textbody"/>
         <w:ind w:left="225"/>
       </w:pPr>
-      <w:r>
-        <w:t>const url = `https://api.open-meteo.com/v1/forecast?latitude=${city.lat}&amp;longitude=${city.lon}&amp;current=precipitation,weather_code,wind_speed_10m,cloud_cover,is_day&amp;forecast_days=1&amp;wind_speed_unit=ms`;</w:t>
-      </w:r>
-    </w:p>
-    <w:p>
-      <w:pPr>
-        <w:pStyle w:val="Textbody"/>
-      </w:pPr>
-      <w:r>
-        <w:t xml:space="preserve">    const response = await fetch(url);</w:t>
-      </w:r>
-    </w:p>
-    <w:p>
-      <w:pPr>
-        <w:pStyle w:val="Textbody"/>
-      </w:pPr>
-      <w:r>
-        <w:t xml:space="preserve">    const data = await response.json();</w:t>
-      </w:r>
-    </w:p>
-    <w:p>
-      <w:pPr>
-        <w:pStyle w:val="Textbody"/>
-      </w:pPr>
-      <w:r>
-        <w:t xml:space="preserve">    if (data.current.weather_code &lt;= 2 &amp;&amp;</w:t>
-      </w:r>
-    </w:p>
-    <w:p>
-      <w:pPr>
-        <w:pStyle w:val="Textbody"/>
-      </w:pPr>
-      <w:r>
-        <w:t xml:space="preserve">        data.current.cloud_cover &lt;= 50 &amp;&amp;</w:t>
-      </w:r>
-    </w:p>
-    <w:p>
-      <w:pPr>
-        <w:pStyle w:val="Textbody"/>
-      </w:pPr>
-      <w:r>
-        <w:t xml:space="preserve">        data.current.precipitation === 0 &amp;&amp;</w:t>
-      </w:r>
-    </w:p>
-    <w:p>
-      <w:pPr>
-        <w:pStyle w:val="Textbody"/>
-      </w:pPr>
-      <w:r>
-        <w:t xml:space="preserve">        data.current.is_day === 1) { </w:t>
-      </w:r>
-    </w:p>
-    <w:p>
-      <w:pPr>
-        <w:pStyle w:val="Textbody"/>
-      </w:pPr>
-      <w:r>
-        <w:t xml:space="preserve">        L.marker([city.lat, city.lon],</w:t>
-      </w:r>
-    </w:p>
-    <w:p>
-      <w:pPr>
-        <w:pStyle w:val="Textbody"/>
-      </w:pPr>
-      <w:r>
-        <w:t xml:space="preserve">            { icon: sunnyIcon }).addTo(marker)</w:t>
-      </w:r>
-    </w:p>
-    <w:p>
-      <w:pPr>
-        <w:pStyle w:val="Textbody"/>
-      </w:pPr>
-      <w:r>
-        <w:t xml:space="preserve">            .bindPopup("Solen skiner här i " + city.name + "!");</w:t>
+      <w:proofErr w:type="spellStart"/>
+      <w:r>
+        <w:t>const</w:t>
+      </w:r>
+      <w:proofErr w:type="spellEnd"/>
+      <w:r>
+        <w:t xml:space="preserve"> </w:t>
+      </w:r>
+      <w:proofErr w:type="spellStart"/>
+      <w:r>
+        <w:t>url</w:t>
+      </w:r>
+      <w:proofErr w:type="spellEnd"/>
+      <w:r>
+        <w:t xml:space="preserve"> = `https://api.open-meteo.com/v1/forecast?latitude=${</w:t>
+      </w:r>
+      <w:proofErr w:type="gramStart"/>
+      <w:r>
+        <w:t>city.lat}&amp;</w:t>
+      </w:r>
+      <w:proofErr w:type="gramEnd"/>
+      <w:r>
+        <w:t>longitude=${</w:t>
+      </w:r>
+      <w:proofErr w:type="gramStart"/>
+      <w:r>
+        <w:t>city.lon}&amp;</w:t>
+      </w:r>
+      <w:proofErr w:type="gramEnd"/>
+      <w:r>
+        <w:t>current=</w:t>
+      </w:r>
+      <w:proofErr w:type="gramStart"/>
+      <w:r>
+        <w:t>precipitation,weather</w:t>
+      </w:r>
+      <w:proofErr w:type="gramEnd"/>
+      <w:r>
+        <w:t>_</w:t>
+      </w:r>
+      <w:proofErr w:type="gramStart"/>
+      <w:r>
+        <w:t>code,wind</w:t>
+      </w:r>
+      <w:proofErr w:type="gramEnd"/>
+      <w:r>
+        <w:t>_speed_10</w:t>
+      </w:r>
+      <w:proofErr w:type="gramStart"/>
+      <w:r>
+        <w:t>m,cloud</w:t>
+      </w:r>
+      <w:proofErr w:type="gramEnd"/>
+      <w:r>
+        <w:t>_</w:t>
+      </w:r>
+      <w:proofErr w:type="gramStart"/>
+      <w:r>
+        <w:t>cover,is</w:t>
+      </w:r>
+      <w:proofErr w:type="gramEnd"/>
+      <w:r>
+        <w:t>_day&amp;forecast_days=1&amp;wind_speed_unit=ms`;</w:t>
+      </w:r>
+    </w:p>
+    <w:p>
+      <w:pPr>
+        <w:pStyle w:val="Textbody"/>
+      </w:pPr>
+      <w:r>
+        <w:t xml:space="preserve">    </w:t>
+      </w:r>
+      <w:proofErr w:type="spellStart"/>
+      <w:r>
+        <w:t>const</w:t>
+      </w:r>
+      <w:proofErr w:type="spellEnd"/>
+      <w:r>
+        <w:t xml:space="preserve"> </w:t>
+      </w:r>
+      <w:proofErr w:type="spellStart"/>
+      <w:r>
+        <w:t>response</w:t>
+      </w:r>
+      <w:proofErr w:type="spellEnd"/>
+      <w:r>
+        <w:t xml:space="preserve"> = </w:t>
+      </w:r>
+      <w:proofErr w:type="spellStart"/>
+      <w:r>
+        <w:t>await</w:t>
+      </w:r>
+      <w:proofErr w:type="spellEnd"/>
+      <w:r>
+        <w:t xml:space="preserve"> </w:t>
+      </w:r>
+      <w:proofErr w:type="spellStart"/>
+      <w:r>
+        <w:t>fetch</w:t>
+      </w:r>
+      <w:proofErr w:type="spellEnd"/>
+      <w:r>
+        <w:t>(</w:t>
+      </w:r>
+      <w:proofErr w:type="spellStart"/>
+      <w:r>
+        <w:t>url</w:t>
+      </w:r>
+      <w:proofErr w:type="spellEnd"/>
+      <w:r>
+        <w:t>);</w:t>
+      </w:r>
+    </w:p>
+    <w:p>
+      <w:pPr>
+        <w:pStyle w:val="Textbody"/>
+      </w:pPr>
+      <w:r>
+        <w:t xml:space="preserve">    </w:t>
+      </w:r>
+      <w:proofErr w:type="spellStart"/>
+      <w:r>
+        <w:t>const</w:t>
+      </w:r>
+      <w:proofErr w:type="spellEnd"/>
+      <w:r>
+        <w:t xml:space="preserve"> data = </w:t>
+      </w:r>
+      <w:proofErr w:type="spellStart"/>
+      <w:r>
+        <w:t>await</w:t>
+      </w:r>
+      <w:proofErr w:type="spellEnd"/>
+      <w:r>
+        <w:t xml:space="preserve"> </w:t>
+      </w:r>
+      <w:proofErr w:type="spellStart"/>
+      <w:proofErr w:type="gramStart"/>
+      <w:r>
+        <w:t>response.json</w:t>
+      </w:r>
+      <w:proofErr w:type="spellEnd"/>
+      <w:proofErr w:type="gramEnd"/>
+      <w:r>
+        <w:t>();</w:t>
+      </w:r>
+    </w:p>
+    <w:p>
+      <w:pPr>
+        <w:pStyle w:val="Textbody"/>
+      </w:pPr>
+      <w:r>
+        <w:t xml:space="preserve">    </w:t>
+      </w:r>
+      <w:proofErr w:type="spellStart"/>
+      <w:r>
+        <w:t>if</w:t>
+      </w:r>
+      <w:proofErr w:type="spellEnd"/>
+      <w:r>
+        <w:t xml:space="preserve"> (</w:t>
+      </w:r>
+      <w:proofErr w:type="spellStart"/>
+      <w:proofErr w:type="gramStart"/>
+      <w:r>
+        <w:t>data.current</w:t>
+      </w:r>
+      <w:proofErr w:type="gramEnd"/>
+      <w:r>
+        <w:t>.weather_code</w:t>
+      </w:r>
+      <w:proofErr w:type="spellEnd"/>
+      <w:r>
+        <w:t xml:space="preserve"> &lt;= 2 &amp;&amp;</w:t>
+      </w:r>
+    </w:p>
+    <w:p>
+      <w:pPr>
+        <w:pStyle w:val="Textbody"/>
+      </w:pPr>
+      <w:r>
+        <w:t xml:space="preserve">        </w:t>
+      </w:r>
+      <w:proofErr w:type="spellStart"/>
+      <w:proofErr w:type="gramStart"/>
+      <w:r>
+        <w:t>data.current</w:t>
+      </w:r>
+      <w:proofErr w:type="gramEnd"/>
+      <w:r>
+        <w:t>.cloud_cover</w:t>
+      </w:r>
+      <w:proofErr w:type="spellEnd"/>
+      <w:r>
+        <w:t xml:space="preserve"> &lt;= 50 &amp;&amp;</w:t>
+      </w:r>
+    </w:p>
+    <w:p>
+      <w:pPr>
+        <w:pStyle w:val="Textbody"/>
+      </w:pPr>
+      <w:r>
+        <w:t xml:space="preserve">        </w:t>
+      </w:r>
+      <w:proofErr w:type="spellStart"/>
+      <w:proofErr w:type="gramStart"/>
+      <w:r>
+        <w:t>data.current</w:t>
+      </w:r>
+      <w:proofErr w:type="gramEnd"/>
+      <w:r>
+        <w:t>.precipitation</w:t>
+      </w:r>
+      <w:proofErr w:type="spellEnd"/>
+      <w:r>
+        <w:t xml:space="preserve"> === 0 &amp;&amp;</w:t>
+      </w:r>
+    </w:p>
+    <w:p>
+      <w:pPr>
+        <w:pStyle w:val="Textbody"/>
+      </w:pPr>
+      <w:r>
+        <w:t xml:space="preserve">        </w:t>
+      </w:r>
+      <w:proofErr w:type="spellStart"/>
+      <w:r>
+        <w:t>data.current.is_day</w:t>
+      </w:r>
+      <w:proofErr w:type="spellEnd"/>
+      <w:r>
+        <w:t xml:space="preserve"> === 1) { </w:t>
+      </w:r>
+    </w:p>
+    <w:p>
+      <w:pPr>
+        <w:pStyle w:val="Textbody"/>
+      </w:pPr>
+      <w:r>
+        <w:t xml:space="preserve">        </w:t>
+      </w:r>
+      <w:proofErr w:type="spellStart"/>
+      <w:r>
+        <w:t>L.</w:t>
+      </w:r>
+      <w:proofErr w:type="gramStart"/>
+      <w:r>
+        <w:t>marker</w:t>
+      </w:r>
+      <w:proofErr w:type="spellEnd"/>
+      <w:r>
+        <w:t>(</w:t>
+      </w:r>
+      <w:proofErr w:type="gramEnd"/>
+      <w:r>
+        <w:t>[</w:t>
+      </w:r>
+      <w:proofErr w:type="spellStart"/>
+      <w:r>
+        <w:t>city.lat</w:t>
+      </w:r>
+      <w:proofErr w:type="spellEnd"/>
+      <w:r>
+        <w:t xml:space="preserve">, </w:t>
+      </w:r>
+      <w:proofErr w:type="spellStart"/>
+      <w:r>
+        <w:t>city.lon</w:t>
+      </w:r>
+      <w:proofErr w:type="spellEnd"/>
+      <w:r>
+        <w:t>],</w:t>
+      </w:r>
+    </w:p>
+    <w:p>
+      <w:pPr>
+        <w:pStyle w:val="Textbody"/>
+      </w:pPr>
+      <w:r>
+        <w:t xml:space="preserve">            </w:t>
+      </w:r>
+      <w:proofErr w:type="gramStart"/>
+      <w:r>
+        <w:t xml:space="preserve">{ </w:t>
+      </w:r>
+      <w:proofErr w:type="spellStart"/>
+      <w:r>
+        <w:t>icon</w:t>
+      </w:r>
+      <w:proofErr w:type="spellEnd"/>
+      <w:proofErr w:type="gramEnd"/>
+      <w:r>
+        <w:t xml:space="preserve">: </w:t>
+      </w:r>
+      <w:proofErr w:type="spellStart"/>
+      <w:proofErr w:type="gramStart"/>
+      <w:r>
+        <w:t>sunnyIcon</w:t>
+      </w:r>
+      <w:proofErr w:type="spellEnd"/>
+      <w:r>
+        <w:t xml:space="preserve"> }).</w:t>
+      </w:r>
+      <w:proofErr w:type="spellStart"/>
+      <w:r>
+        <w:t>addTo</w:t>
+      </w:r>
+      <w:proofErr w:type="spellEnd"/>
+      <w:proofErr w:type="gramEnd"/>
+      <w:r>
+        <w:t>(marker)</w:t>
+      </w:r>
+    </w:p>
+    <w:p>
+      <w:pPr>
+        <w:pStyle w:val="Textbody"/>
+      </w:pPr>
+      <w:r>
+        <w:t xml:space="preserve">            </w:t>
+      </w:r>
+      <w:proofErr w:type="gramStart"/>
+      <w:r>
+        <w:t>.</w:t>
+      </w:r>
+      <w:proofErr w:type="spellStart"/>
+      <w:r>
+        <w:t>bindPopup</w:t>
+      </w:r>
+      <w:proofErr w:type="spellEnd"/>
+      <w:proofErr w:type="gramEnd"/>
+      <w:r>
+        <w:t>("Solen skiner här i " + city.name + "!");</w:t>
       </w:r>
     </w:p>
     <w:p>
@@ -5872,23 +6972,60 @@
         <w:pStyle w:val="Textbody"/>
       </w:pPr>
       <w:r>
-        <w:t xml:space="preserve">    else if (</w:t>
-      </w:r>
-    </w:p>
-    <w:p>
-      <w:pPr>
-        <w:pStyle w:val="Textbody"/>
-      </w:pPr>
-      <w:r>
-        <w:t xml:space="preserve">        data.current.weather_code &lt;= 2 &amp;&amp;</w:t>
-      </w:r>
-    </w:p>
-    <w:p>
-      <w:pPr>
-        <w:pStyle w:val="Textbody"/>
-      </w:pPr>
-      <w:r>
-        <w:t xml:space="preserve">        data.current.is_day === 0</w:t>
+        <w:t xml:space="preserve">    </w:t>
+      </w:r>
+      <w:proofErr w:type="spellStart"/>
+      <w:r>
+        <w:t>else</w:t>
+      </w:r>
+      <w:proofErr w:type="spellEnd"/>
+      <w:r>
+        <w:t xml:space="preserve"> </w:t>
+      </w:r>
+      <w:proofErr w:type="spellStart"/>
+      <w:r>
+        <w:t>if</w:t>
+      </w:r>
+      <w:proofErr w:type="spellEnd"/>
+      <w:r>
+        <w:t xml:space="preserve"> (</w:t>
+      </w:r>
+    </w:p>
+    <w:p>
+      <w:pPr>
+        <w:pStyle w:val="Textbody"/>
+      </w:pPr>
+      <w:r>
+        <w:t xml:space="preserve">        </w:t>
+      </w:r>
+      <w:proofErr w:type="spellStart"/>
+      <w:proofErr w:type="gramStart"/>
+      <w:r>
+        <w:t>data.current</w:t>
+      </w:r>
+      <w:proofErr w:type="gramEnd"/>
+      <w:r>
+        <w:t>.weather_code</w:t>
+      </w:r>
+      <w:proofErr w:type="spellEnd"/>
+      <w:r>
+        <w:t xml:space="preserve"> &lt;= 2 &amp;&amp;</w:t>
+      </w:r>
+    </w:p>
+    <w:p>
+      <w:pPr>
+        <w:pStyle w:val="Textbody"/>
+      </w:pPr>
+      <w:r>
+        <w:t xml:space="preserve">        </w:t>
+      </w:r>
+      <w:proofErr w:type="spellStart"/>
+      <w:r>
+        <w:t>data.current.is_day</w:t>
+      </w:r>
+      <w:proofErr w:type="spellEnd"/>
+      <w:r>
+        <w:t xml:space="preserve"> === 0</w:t>
       </w:r>
     </w:p>
     <w:p>
@@ -5904,23 +7041,99 @@
         <w:pStyle w:val="Textbody"/>
       </w:pPr>
       <w:r>
-        <w:t xml:space="preserve">        L.marker([city.lat, city.lon],</w:t>
-      </w:r>
-    </w:p>
-    <w:p>
-      <w:pPr>
-        <w:pStyle w:val="Textbody"/>
-      </w:pPr>
-      <w:r>
-        <w:t xml:space="preserve">            { icon: moonIcon }).addTo(marker)</w:t>
-      </w:r>
-    </w:p>
-    <w:p>
-      <w:pPr>
-        <w:pStyle w:val="Textbody"/>
-      </w:pPr>
-      <w:r>
-        <w:t xml:space="preserve">            .bindPopup("Det är klart väder i " + city.name + ", men solen har gått ner");</w:t>
+        <w:t xml:space="preserve">        </w:t>
+      </w:r>
+      <w:proofErr w:type="spellStart"/>
+      <w:r>
+        <w:t>L.</w:t>
+      </w:r>
+      <w:proofErr w:type="gramStart"/>
+      <w:r>
+        <w:t>marker</w:t>
+      </w:r>
+      <w:proofErr w:type="spellEnd"/>
+      <w:r>
+        <w:t>(</w:t>
+      </w:r>
+      <w:proofErr w:type="gramEnd"/>
+      <w:r>
+        <w:t>[</w:t>
+      </w:r>
+      <w:proofErr w:type="spellStart"/>
+      <w:r>
+        <w:t>city.lat</w:t>
+      </w:r>
+      <w:proofErr w:type="spellEnd"/>
+      <w:r>
+        <w:t xml:space="preserve">, </w:t>
+      </w:r>
+      <w:proofErr w:type="spellStart"/>
+      <w:r>
+        <w:t>city.lon</w:t>
+      </w:r>
+      <w:proofErr w:type="spellEnd"/>
+      <w:r>
+        <w:t>],</w:t>
+      </w:r>
+    </w:p>
+    <w:p>
+      <w:pPr>
+        <w:pStyle w:val="Textbody"/>
+      </w:pPr>
+      <w:r>
+        <w:t xml:space="preserve">            </w:t>
+      </w:r>
+      <w:proofErr w:type="gramStart"/>
+      <w:r>
+        <w:t xml:space="preserve">{ </w:t>
+      </w:r>
+      <w:proofErr w:type="spellStart"/>
+      <w:r>
+        <w:t>icon</w:t>
+      </w:r>
+      <w:proofErr w:type="spellEnd"/>
+      <w:proofErr w:type="gramEnd"/>
+      <w:r>
+        <w:t xml:space="preserve">: </w:t>
+      </w:r>
+      <w:proofErr w:type="spellStart"/>
+      <w:proofErr w:type="gramStart"/>
+      <w:r>
+        <w:t>moonIcon</w:t>
+      </w:r>
+      <w:proofErr w:type="spellEnd"/>
+      <w:r>
+        <w:t xml:space="preserve"> }).</w:t>
+      </w:r>
+      <w:proofErr w:type="spellStart"/>
+      <w:r>
+        <w:t>addTo</w:t>
+      </w:r>
+      <w:proofErr w:type="spellEnd"/>
+      <w:proofErr w:type="gramEnd"/>
+      <w:r>
+        <w:t>(marker)</w:t>
+      </w:r>
+    </w:p>
+    <w:p>
+      <w:pPr>
+        <w:pStyle w:val="Textbody"/>
+      </w:pPr>
+      <w:r>
+        <w:t xml:space="preserve">            </w:t>
+      </w:r>
+      <w:proofErr w:type="gramStart"/>
+      <w:r>
+        <w:t>.</w:t>
+      </w:r>
+      <w:proofErr w:type="spellStart"/>
+      <w:r>
+        <w:t>bindPopup</w:t>
+      </w:r>
+      <w:proofErr w:type="spellEnd"/>
+      <w:proofErr w:type="gramEnd"/>
+      <w:r>
+        <w:t>("Det är klart väder i " + city.name + ", men solen har gått ner");</w:t>
       </w:r>
     </w:p>
     <w:p>
@@ -5945,13 +7158,53 @@
         <w:spacing w:line="276" w:lineRule="auto"/>
       </w:pPr>
       <w:r>
-        <w:t>I detta kodexempel har jag först genererat länken till Open-Meteos API, där stadens koordinater finns med som parametrar.</w:t>
-      </w:r>
-      <w:r>
-        <w:t xml:space="preserve"> Därefter använder jag en fetch för att skicka en förfrågan till tjänsten och med hjälp av await väntar man först på att få svar från servern och sedan på att svaret omvandlas till JSON. </w:t>
-      </w:r>
-      <w:r>
-        <w:t>När datan sedan har hämtats så använder jag mig av villkor för att kontrollera om vädret ska räknas som soligt, enligt data som finns på Open-Meteos sida (10). Om villkoren uppfylls, så placeras en markör ut på kartan tillsammans med en ikon och informationsruta.</w:t>
+        <w:t xml:space="preserve">I detta kodexempel har jag först genererat länken till </w:t>
+      </w:r>
+      <w:proofErr w:type="spellStart"/>
+      <w:r>
+        <w:t>Open-Meteos</w:t>
+      </w:r>
+      <w:proofErr w:type="spellEnd"/>
+      <w:r>
+        <w:t xml:space="preserve"> API, där stadens koordinater finns med som parametrar.</w:t>
+      </w:r>
+      <w:r>
+        <w:t xml:space="preserve"> Därefter använder jag en </w:t>
+      </w:r>
+      <w:proofErr w:type="spellStart"/>
+      <w:r>
+        <w:t>fetch</w:t>
+      </w:r>
+      <w:proofErr w:type="spellEnd"/>
+      <w:r>
+        <w:t xml:space="preserve"> för att skicka en förfrågan till tjänsten och med hjälp av </w:t>
+      </w:r>
+      <w:proofErr w:type="spellStart"/>
+      <w:r>
+        <w:t>await</w:t>
+      </w:r>
+      <w:proofErr w:type="spellEnd"/>
+      <w:r>
+        <w:t xml:space="preserve"> väntar man först på att få svar från servern och sedan på att svaret omvandlas till JSON. </w:t>
+      </w:r>
+      <w:r>
+        <w:t xml:space="preserve">När </w:t>
+      </w:r>
+      <w:proofErr w:type="spellStart"/>
+      <w:r>
+        <w:t>datan</w:t>
+      </w:r>
+      <w:proofErr w:type="spellEnd"/>
+      <w:r>
+        <w:t xml:space="preserve"> sedan har hämtats så använder jag mig av villkor för att kontrollera om vädret ska räknas som soligt, enligt data som finns på </w:t>
+      </w:r>
+      <w:proofErr w:type="spellStart"/>
+      <w:r>
+        <w:t>Open-Meteos</w:t>
+      </w:r>
+      <w:proofErr w:type="spellEnd"/>
+      <w:r>
+        <w:t xml:space="preserve"> sida (10). Om villkoren uppfylls, så placeras en markör ut på kartan tillsammans med en ikon och informationsruta.</w:t>
       </w:r>
     </w:p>
     <w:p>
@@ -5983,7 +7236,31 @@
         <w:t xml:space="preserve"> ”klickhändelser” som är kopplade till de olika väderikonerna. När användaren klickar på en ikon under logotypen, det vill säga sol, regn, vind eller moln, så ska det motsvara vädret man önskar ha och då aktiveras en funktion för vad som ska hända härnäst.</w:t>
       </w:r>
       <w:r>
-        <w:t xml:space="preserve"> Då jag har en array med femton städer vars namn och koordinater jag skrivit ut, görs en for of-loop där det för varje stad anropas en funktion som hämtar väderdata från API:et och sedan avgör om stadens väder matchar användarens önskemål.</w:t>
+        <w:t xml:space="preserve"> Då jag har en </w:t>
+      </w:r>
+      <w:proofErr w:type="spellStart"/>
+      <w:r>
+        <w:t>array</w:t>
+      </w:r>
+      <w:proofErr w:type="spellEnd"/>
+      <w:r>
+        <w:t xml:space="preserve"> med femton städer vars namn och koordinater jag skrivit ut, görs en for </w:t>
+      </w:r>
+      <w:proofErr w:type="spellStart"/>
+      <w:r>
+        <w:t>of</w:t>
+      </w:r>
+      <w:proofErr w:type="spellEnd"/>
+      <w:r>
+        <w:t xml:space="preserve">-loop där det för varje stad anropas en funktion som hämtar väderdata från </w:t>
+      </w:r>
+      <w:proofErr w:type="spellStart"/>
+      <w:r>
+        <w:t>API:et</w:t>
+      </w:r>
+      <w:proofErr w:type="spellEnd"/>
+      <w:r>
+        <w:t xml:space="preserve"> och sedan avgör om stadens väder matchar användarens önskemål.</w:t>
       </w:r>
       <w:r>
         <w:t xml:space="preserve"> På detta sätt ser jag till att de städer som finns på kartan har rätt väder som visas på ikonerna.</w:t>
@@ -5995,34 +7272,128 @@
         <w:spacing w:line="276" w:lineRule="auto"/>
       </w:pPr>
       <w:r>
-        <w:t>Som ett exempel på detta så har jag funktionen showSunnyCities som först rensar kartan från tidigare markörer och sedan loopar igenom listan med städer. För varje stad anropas funktionen showSunnyWeather (se punkt 6.3). Genom att använda await här också så ser jag till att alla API-anrop hinner slutföras innan nästa körs. På så sätt syns rätt väder på kartan.</w:t>
-      </w:r>
-      <w:r>
-        <w:t xml:space="preserve"> Utdrag ur koden för detta ser i mitt fall ut såhär:</w:t>
-      </w:r>
-    </w:p>
-    <w:p>
-      <w:pPr>
-        <w:pStyle w:val="Textbody"/>
-      </w:pPr>
-      <w:r>
-        <w:t>async function showSunnyCities() {</w:t>
-      </w:r>
-    </w:p>
-    <w:p>
-      <w:pPr>
-        <w:pStyle w:val="Textbody"/>
-      </w:pPr>
-      <w:r>
-        <w:t xml:space="preserve">  marker.clearLayers(); </w:t>
-      </w:r>
-    </w:p>
-    <w:p>
-      <w:pPr>
-        <w:pStyle w:val="Textbody"/>
-      </w:pPr>
-      <w:r>
-        <w:t>    const element = document.getElementById("map");</w:t>
+        <w:t xml:space="preserve">Som ett exempel på detta så har jag funktionen </w:t>
+      </w:r>
+      <w:proofErr w:type="spellStart"/>
+      <w:r>
+        <w:t>showSunnyCities</w:t>
+      </w:r>
+      <w:proofErr w:type="spellEnd"/>
+      <w:r>
+        <w:t xml:space="preserve"> som först rensar kartan från tidigare markörer och sedan loopar igenom listan med städer. För varje stad anropas funktionen </w:t>
+      </w:r>
+      <w:proofErr w:type="spellStart"/>
+      <w:r>
+        <w:t>showSunnyWeather</w:t>
+      </w:r>
+      <w:proofErr w:type="spellEnd"/>
+      <w:r>
+        <w:t xml:space="preserve"> (se punkt 6.3). Genom att använda </w:t>
+      </w:r>
+      <w:proofErr w:type="spellStart"/>
+      <w:r>
+        <w:t>await</w:t>
+      </w:r>
+      <w:proofErr w:type="spellEnd"/>
+      <w:r>
+        <w:t xml:space="preserve"> här också så ser jag till att alla API-anrop hinner slutföras innan nästa körs. På så sätt syns rätt väder på kartan.</w:t>
+      </w:r>
+      <w:r>
+        <w:t xml:space="preserve"> Utdrag ur koden för detta ser i mitt fall ut </w:t>
+      </w:r>
+      <w:proofErr w:type="gramStart"/>
+      <w:r>
+        <w:t>såhär</w:t>
+      </w:r>
+      <w:proofErr w:type="gramEnd"/>
+      <w:r>
+        <w:t>:</w:t>
+      </w:r>
+    </w:p>
+    <w:p>
+      <w:pPr>
+        <w:pStyle w:val="Textbody"/>
+      </w:pPr>
+      <w:proofErr w:type="spellStart"/>
+      <w:r>
+        <w:t>async</w:t>
+      </w:r>
+      <w:proofErr w:type="spellEnd"/>
+      <w:r>
+        <w:t xml:space="preserve"> </w:t>
+      </w:r>
+      <w:proofErr w:type="spellStart"/>
+      <w:r>
+        <w:t>function</w:t>
+      </w:r>
+      <w:proofErr w:type="spellEnd"/>
+      <w:r>
+        <w:t xml:space="preserve"> </w:t>
+      </w:r>
+      <w:proofErr w:type="spellStart"/>
+      <w:proofErr w:type="gramStart"/>
+      <w:r>
+        <w:t>showSunnyCities</w:t>
+      </w:r>
+      <w:proofErr w:type="spellEnd"/>
+      <w:r>
+        <w:t>(</w:t>
+      </w:r>
+      <w:proofErr w:type="gramEnd"/>
+      <w:r>
+        <w:t>) {</w:t>
+      </w:r>
+    </w:p>
+    <w:p>
+      <w:pPr>
+        <w:pStyle w:val="Textbody"/>
+      </w:pPr>
+      <w:r>
+        <w:t xml:space="preserve">  </w:t>
+      </w:r>
+      <w:proofErr w:type="spellStart"/>
+      <w:proofErr w:type="gramStart"/>
+      <w:r>
+        <w:t>marker.clearLayers</w:t>
+      </w:r>
+      <w:proofErr w:type="spellEnd"/>
+      <w:proofErr w:type="gramEnd"/>
+      <w:r>
+        <w:t xml:space="preserve">(); </w:t>
+      </w:r>
+    </w:p>
+    <w:p>
+      <w:pPr>
+        <w:pStyle w:val="Textbody"/>
+      </w:pPr>
+      <w:r>
+        <w:t xml:space="preserve">    </w:t>
+      </w:r>
+      <w:proofErr w:type="spellStart"/>
+      <w:r>
+        <w:t>const</w:t>
+      </w:r>
+      <w:proofErr w:type="spellEnd"/>
+      <w:r>
+        <w:t xml:space="preserve"> element = </w:t>
+      </w:r>
+      <w:proofErr w:type="spellStart"/>
+      <w:proofErr w:type="gramStart"/>
+      <w:r>
+        <w:t>document.getElementById</w:t>
+      </w:r>
+      <w:proofErr w:type="spellEnd"/>
+      <w:proofErr w:type="gramEnd"/>
+      <w:r>
+        <w:t>("</w:t>
+      </w:r>
+      <w:proofErr w:type="spellStart"/>
+      <w:r>
+        <w:t>map</w:t>
+      </w:r>
+      <w:proofErr w:type="spellEnd"/>
+      <w:r>
+        <w:t>");</w:t>
       </w:r>
     </w:p>
     <w:p>
@@ -6031,31 +7402,115 @@
       </w:pPr>
       <w:r>
         <w:lastRenderedPageBreak/>
-        <w:t>    const message = document.getElementById("weatherText");</w:t>
-      </w:r>
-    </w:p>
-    <w:p>
-      <w:pPr>
-        <w:pStyle w:val="Textbody"/>
-      </w:pPr>
-      <w:r>
-        <w:t>    message.textContent = "";</w:t>
-      </w:r>
-    </w:p>
-    <w:p>
-      <w:pPr>
-        <w:pStyle w:val="Textbody"/>
-      </w:pPr>
-      <w:r>
-        <w:t>    for (const city of cities) {</w:t>
-      </w:r>
-    </w:p>
-    <w:p>
-      <w:pPr>
-        <w:pStyle w:val="Textbody"/>
-      </w:pPr>
-      <w:r>
-        <w:t>        await showSunnyWeather(city);</w:t>
+        <w:t xml:space="preserve">    </w:t>
+      </w:r>
+      <w:proofErr w:type="spellStart"/>
+      <w:r>
+        <w:t>const</w:t>
+      </w:r>
+      <w:proofErr w:type="spellEnd"/>
+      <w:r>
+        <w:t xml:space="preserve"> </w:t>
+      </w:r>
+      <w:proofErr w:type="spellStart"/>
+      <w:r>
+        <w:t>message</w:t>
+      </w:r>
+      <w:proofErr w:type="spellEnd"/>
+      <w:r>
+        <w:t xml:space="preserve"> = </w:t>
+      </w:r>
+      <w:proofErr w:type="spellStart"/>
+      <w:proofErr w:type="gramStart"/>
+      <w:r>
+        <w:t>document.getElementById</w:t>
+      </w:r>
+      <w:proofErr w:type="spellEnd"/>
+      <w:proofErr w:type="gramEnd"/>
+      <w:r>
+        <w:t>("</w:t>
+      </w:r>
+      <w:proofErr w:type="spellStart"/>
+      <w:r>
+        <w:t>weatherText</w:t>
+      </w:r>
+      <w:proofErr w:type="spellEnd"/>
+      <w:r>
+        <w:t>");</w:t>
+      </w:r>
+    </w:p>
+    <w:p>
+      <w:pPr>
+        <w:pStyle w:val="Textbody"/>
+      </w:pPr>
+      <w:r>
+        <w:t xml:space="preserve">    </w:t>
+      </w:r>
+      <w:proofErr w:type="spellStart"/>
+      <w:proofErr w:type="gramStart"/>
+      <w:r>
+        <w:t>message.textContent</w:t>
+      </w:r>
+      <w:proofErr w:type="spellEnd"/>
+      <w:proofErr w:type="gramEnd"/>
+      <w:r>
+        <w:t xml:space="preserve"> = "";</w:t>
+      </w:r>
+    </w:p>
+    <w:p>
+      <w:pPr>
+        <w:pStyle w:val="Textbody"/>
+      </w:pPr>
+      <w:r>
+        <w:t>    for (</w:t>
+      </w:r>
+      <w:proofErr w:type="spellStart"/>
+      <w:r>
+        <w:t>const</w:t>
+      </w:r>
+      <w:proofErr w:type="spellEnd"/>
+      <w:r>
+        <w:t xml:space="preserve"> city </w:t>
+      </w:r>
+      <w:proofErr w:type="spellStart"/>
+      <w:r>
+        <w:t>of</w:t>
+      </w:r>
+      <w:proofErr w:type="spellEnd"/>
+      <w:r>
+        <w:t xml:space="preserve"> </w:t>
+      </w:r>
+      <w:proofErr w:type="spellStart"/>
+      <w:r>
+        <w:t>cities</w:t>
+      </w:r>
+      <w:proofErr w:type="spellEnd"/>
+      <w:r>
+        <w:t>) {</w:t>
+      </w:r>
+    </w:p>
+    <w:p>
+      <w:pPr>
+        <w:pStyle w:val="Textbody"/>
+      </w:pPr>
+      <w:r>
+        <w:t xml:space="preserve">        </w:t>
+      </w:r>
+      <w:proofErr w:type="spellStart"/>
+      <w:r>
+        <w:t>await</w:t>
+      </w:r>
+      <w:proofErr w:type="spellEnd"/>
+      <w:r>
+        <w:t xml:space="preserve"> </w:t>
+      </w:r>
+      <w:proofErr w:type="spellStart"/>
+      <w:r>
+        <w:t>showSunnyWeather</w:t>
+      </w:r>
+      <w:proofErr w:type="spellEnd"/>
+      <w:r>
+        <w:t>(city);</w:t>
       </w:r>
     </w:p>
     <w:p>
@@ -6108,7 +7563,15 @@
         <w:t xml:space="preserve"> Därför ville jag att man nästan ”tvingas” klicka på en ikon när man kommer in på webbplatsen, vilket också är ett stort syfte med denna, och vid klick har jag då valt att man automatiskt scrollas ner till kartan.</w:t>
       </w:r>
       <w:r>
-        <w:t xml:space="preserve"> I kartan visas då alltså ikoner med det vädret man önskar, utplacerade på de städer i Sverige (baserat på min förinlagda array) som har detta väder just nu.</w:t>
+        <w:t xml:space="preserve"> I kartan visas då alltså ikoner med det vädret man önskar, utplacerade på de städer i Sverige (baserat på min förinlagda </w:t>
+      </w:r>
+      <w:proofErr w:type="spellStart"/>
+      <w:r>
+        <w:t>array</w:t>
+      </w:r>
+      <w:proofErr w:type="spellEnd"/>
+      <w:r>
+        <w:t>) som har detta väder just nu.</w:t>
       </w:r>
     </w:p>
     <w:p>
@@ -6126,7 +7589,15 @@
         <w:spacing w:line="276" w:lineRule="auto"/>
       </w:pPr>
       <w:r>
-        <w:t>Jag valde då att ha ett if-villkor att om villkoret inte uppfylldes, så visades en text, och annars scrollades man ner till kartan.</w:t>
+        <w:t xml:space="preserve">Jag valde då att ha ett </w:t>
+      </w:r>
+      <w:proofErr w:type="spellStart"/>
+      <w:r>
+        <w:t>if</w:t>
+      </w:r>
+      <w:proofErr w:type="spellEnd"/>
+      <w:r>
+        <w:t>-villkor att om villkoret inte uppfylldes, så visades en text, och annars scrollades man ner till kartan.</w:t>
       </w:r>
       <w:r>
         <w:t xml:space="preserve"> </w:t>
@@ -6142,56 +7613,202 @@
       <w:pPr>
         <w:pStyle w:val="Textbody"/>
       </w:pPr>
-      <w:r>
-        <w:t>async function showSunnyCities() {</w:t>
-      </w:r>
-    </w:p>
-    <w:p>
-      <w:pPr>
-        <w:pStyle w:val="Textbody"/>
-      </w:pPr>
-      <w:r>
-        <w:t>  marker.clearLayers(); //för att rensa fält innan nästa klick</w:t>
-      </w:r>
-    </w:p>
-    <w:p>
-      <w:pPr>
-        <w:pStyle w:val="Textbody"/>
-      </w:pPr>
-      <w:r>
-        <w:t>    const element = document.getElementById("map");</w:t>
-      </w:r>
-    </w:p>
-    <w:p>
-      <w:pPr>
-        <w:pStyle w:val="Textbody"/>
-      </w:pPr>
-      <w:r>
-        <w:t>    const message = document.getElementById("weatherText");</w:t>
-      </w:r>
-    </w:p>
-    <w:p>
-      <w:pPr>
-        <w:pStyle w:val="Textbody"/>
-      </w:pPr>
-      <w:r>
-        <w:t>    message.textContent = "";</w:t>
-      </w:r>
-    </w:p>
-    <w:p>
-      <w:pPr>
-        <w:pStyle w:val="Textbody"/>
-      </w:pPr>
-      <w:r>
-        <w:t>    for (const city of cities) {</w:t>
-      </w:r>
-    </w:p>
-    <w:p>
-      <w:pPr>
-        <w:pStyle w:val="Textbody"/>
-      </w:pPr>
-      <w:r>
-        <w:t>        await showSunnyWeather(city);</w:t>
+      <w:proofErr w:type="spellStart"/>
+      <w:r>
+        <w:t>async</w:t>
+      </w:r>
+      <w:proofErr w:type="spellEnd"/>
+      <w:r>
+        <w:t xml:space="preserve"> </w:t>
+      </w:r>
+      <w:proofErr w:type="spellStart"/>
+      <w:r>
+        <w:t>function</w:t>
+      </w:r>
+      <w:proofErr w:type="spellEnd"/>
+      <w:r>
+        <w:t xml:space="preserve"> </w:t>
+      </w:r>
+      <w:proofErr w:type="spellStart"/>
+      <w:proofErr w:type="gramStart"/>
+      <w:r>
+        <w:t>showSunnyCities</w:t>
+      </w:r>
+      <w:proofErr w:type="spellEnd"/>
+      <w:r>
+        <w:t>(</w:t>
+      </w:r>
+      <w:proofErr w:type="gramEnd"/>
+      <w:r>
+        <w:t>) {</w:t>
+      </w:r>
+    </w:p>
+    <w:p>
+      <w:pPr>
+        <w:pStyle w:val="Textbody"/>
+      </w:pPr>
+      <w:r>
+        <w:t xml:space="preserve">  </w:t>
+      </w:r>
+      <w:proofErr w:type="spellStart"/>
+      <w:proofErr w:type="gramStart"/>
+      <w:r>
+        <w:t>marker.clearLayers</w:t>
+      </w:r>
+      <w:proofErr w:type="spellEnd"/>
+      <w:proofErr w:type="gramEnd"/>
+      <w:r>
+        <w:t>(); //för att rensa fält innan nästa klick</w:t>
+      </w:r>
+    </w:p>
+    <w:p>
+      <w:pPr>
+        <w:pStyle w:val="Textbody"/>
+      </w:pPr>
+      <w:r>
+        <w:t xml:space="preserve">    </w:t>
+      </w:r>
+      <w:proofErr w:type="spellStart"/>
+      <w:r>
+        <w:t>const</w:t>
+      </w:r>
+      <w:proofErr w:type="spellEnd"/>
+      <w:r>
+        <w:t xml:space="preserve"> element = </w:t>
+      </w:r>
+      <w:proofErr w:type="spellStart"/>
+      <w:proofErr w:type="gramStart"/>
+      <w:r>
+        <w:t>document.getElementById</w:t>
+      </w:r>
+      <w:proofErr w:type="spellEnd"/>
+      <w:proofErr w:type="gramEnd"/>
+      <w:r>
+        <w:t>("</w:t>
+      </w:r>
+      <w:proofErr w:type="spellStart"/>
+      <w:r>
+        <w:t>map</w:t>
+      </w:r>
+      <w:proofErr w:type="spellEnd"/>
+      <w:r>
+        <w:t>");</w:t>
+      </w:r>
+    </w:p>
+    <w:p>
+      <w:pPr>
+        <w:pStyle w:val="Textbody"/>
+      </w:pPr>
+      <w:r>
+        <w:t xml:space="preserve">    </w:t>
+      </w:r>
+      <w:proofErr w:type="spellStart"/>
+      <w:r>
+        <w:t>const</w:t>
+      </w:r>
+      <w:proofErr w:type="spellEnd"/>
+      <w:r>
+        <w:t xml:space="preserve"> </w:t>
+      </w:r>
+      <w:proofErr w:type="spellStart"/>
+      <w:r>
+        <w:t>message</w:t>
+      </w:r>
+      <w:proofErr w:type="spellEnd"/>
+      <w:r>
+        <w:t xml:space="preserve"> = </w:t>
+      </w:r>
+      <w:proofErr w:type="spellStart"/>
+      <w:proofErr w:type="gramStart"/>
+      <w:r>
+        <w:t>document.getElementById</w:t>
+      </w:r>
+      <w:proofErr w:type="spellEnd"/>
+      <w:proofErr w:type="gramEnd"/>
+      <w:r>
+        <w:t>("</w:t>
+      </w:r>
+      <w:proofErr w:type="spellStart"/>
+      <w:r>
+        <w:t>weatherText</w:t>
+      </w:r>
+      <w:proofErr w:type="spellEnd"/>
+      <w:r>
+        <w:t>");</w:t>
+      </w:r>
+    </w:p>
+    <w:p>
+      <w:pPr>
+        <w:pStyle w:val="Textbody"/>
+      </w:pPr>
+      <w:r>
+        <w:t xml:space="preserve">    </w:t>
+      </w:r>
+      <w:proofErr w:type="spellStart"/>
+      <w:proofErr w:type="gramStart"/>
+      <w:r>
+        <w:t>message.textContent</w:t>
+      </w:r>
+      <w:proofErr w:type="spellEnd"/>
+      <w:proofErr w:type="gramEnd"/>
+      <w:r>
+        <w:t xml:space="preserve"> = "";</w:t>
+      </w:r>
+    </w:p>
+    <w:p>
+      <w:pPr>
+        <w:pStyle w:val="Textbody"/>
+      </w:pPr>
+      <w:r>
+        <w:t>    for (</w:t>
+      </w:r>
+      <w:proofErr w:type="spellStart"/>
+      <w:r>
+        <w:t>const</w:t>
+      </w:r>
+      <w:proofErr w:type="spellEnd"/>
+      <w:r>
+        <w:t xml:space="preserve"> city </w:t>
+      </w:r>
+      <w:proofErr w:type="spellStart"/>
+      <w:r>
+        <w:t>of</w:t>
+      </w:r>
+      <w:proofErr w:type="spellEnd"/>
+      <w:r>
+        <w:t xml:space="preserve"> </w:t>
+      </w:r>
+      <w:proofErr w:type="spellStart"/>
+      <w:r>
+        <w:t>cities</w:t>
+      </w:r>
+      <w:proofErr w:type="spellEnd"/>
+      <w:r>
+        <w:t>) {</w:t>
+      </w:r>
+    </w:p>
+    <w:p>
+      <w:pPr>
+        <w:pStyle w:val="Textbody"/>
+      </w:pPr>
+      <w:r>
+        <w:t xml:space="preserve">        </w:t>
+      </w:r>
+      <w:proofErr w:type="spellStart"/>
+      <w:r>
+        <w:t>await</w:t>
+      </w:r>
+      <w:proofErr w:type="spellEnd"/>
+      <w:r>
+        <w:t xml:space="preserve"> </w:t>
+      </w:r>
+      <w:proofErr w:type="spellStart"/>
+      <w:r>
+        <w:t>showSunnyWeather</w:t>
+      </w:r>
+      <w:proofErr w:type="spellEnd"/>
+      <w:r>
+        <w:t>(city);</w:t>
       </w:r>
     </w:p>
     <w:p>
@@ -6207,15 +7824,56 @@
         <w:pStyle w:val="Textbody"/>
       </w:pPr>
       <w:r>
-        <w:t>    if (marker.getLayers().length === 0) {</w:t>
-      </w:r>
-    </w:p>
-    <w:p>
-      <w:pPr>
-        <w:pStyle w:val="Textbody"/>
-      </w:pPr>
-      <w:r>
-        <w:t>        message.scrollIntoView({</w:t>
+        <w:t xml:space="preserve">    </w:t>
+      </w:r>
+      <w:proofErr w:type="spellStart"/>
+      <w:r>
+        <w:t>if</w:t>
+      </w:r>
+      <w:proofErr w:type="spellEnd"/>
+      <w:r>
+        <w:t xml:space="preserve"> (</w:t>
+      </w:r>
+      <w:proofErr w:type="spellStart"/>
+      <w:proofErr w:type="gramStart"/>
+      <w:r>
+        <w:t>marker.getLayers</w:t>
+      </w:r>
+      <w:proofErr w:type="spellEnd"/>
+      <w:proofErr w:type="gramEnd"/>
+      <w:r>
+        <w:t>(</w:t>
+      </w:r>
+      <w:proofErr w:type="gramStart"/>
+      <w:r>
+        <w:t>).</w:t>
+      </w:r>
+      <w:proofErr w:type="spellStart"/>
+      <w:r>
+        <w:t>length</w:t>
+      </w:r>
+      <w:proofErr w:type="spellEnd"/>
+      <w:proofErr w:type="gramEnd"/>
+      <w:r>
+        <w:t xml:space="preserve"> === 0) {</w:t>
+      </w:r>
+    </w:p>
+    <w:p>
+      <w:pPr>
+        <w:pStyle w:val="Textbody"/>
+      </w:pPr>
+      <w:r>
+        <w:t xml:space="preserve">        </w:t>
+      </w:r>
+      <w:proofErr w:type="spellStart"/>
+      <w:proofErr w:type="gramStart"/>
+      <w:r>
+        <w:t>message.scrollIntoView</w:t>
+      </w:r>
+      <w:proofErr w:type="spellEnd"/>
+      <w:proofErr w:type="gramEnd"/>
+      <w:r>
+        <w:t>({</w:t>
       </w:r>
     </w:p>
     <w:p>
@@ -6224,7 +7882,23 @@
       </w:pPr>
       <w:r>
         <w:lastRenderedPageBreak/>
-        <w:t>            behavior: "smooth"</w:t>
+        <w:t xml:space="preserve">            </w:t>
+      </w:r>
+      <w:proofErr w:type="spellStart"/>
+      <w:r>
+        <w:t>behavior</w:t>
+      </w:r>
+      <w:proofErr w:type="spellEnd"/>
+      <w:r>
+        <w:t>: "</w:t>
+      </w:r>
+      <w:proofErr w:type="spellStart"/>
+      <w:r>
+        <w:t>smooth</w:t>
+      </w:r>
+      <w:proofErr w:type="spellEnd"/>
+      <w:r>
+        <w:t>"</w:t>
       </w:r>
     </w:p>
     <w:p>
@@ -6240,7 +7914,17 @@
         <w:pStyle w:val="Textbody"/>
       </w:pPr>
       <w:r>
-        <w:t>        message.textContent = "Varning för brist på vitamin D idag! Men att sitta inomhus och titta på en film är också bra för hälsan ibland!";</w:t>
+        <w:t xml:space="preserve">        </w:t>
+      </w:r>
+      <w:proofErr w:type="spellStart"/>
+      <w:proofErr w:type="gramStart"/>
+      <w:r>
+        <w:t>message.textContent</w:t>
+      </w:r>
+      <w:proofErr w:type="spellEnd"/>
+      <w:proofErr w:type="gramEnd"/>
+      <w:r>
+        <w:t xml:space="preserve"> = "Varning för brist på vitamin D idag! Men att sitta inomhus och titta på en film är också bra för hälsan ibland!";</w:t>
       </w:r>
     </w:p>
     <w:p>
@@ -6256,23 +7940,57 @@
         <w:pStyle w:val="Textbody"/>
       </w:pPr>
       <w:r>
-        <w:t>    else {</w:t>
-      </w:r>
-    </w:p>
-    <w:p>
-      <w:pPr>
-        <w:pStyle w:val="Textbody"/>
-      </w:pPr>
-      <w:r>
-        <w:t>        element.scrollIntoView({</w:t>
-      </w:r>
-    </w:p>
-    <w:p>
-      <w:pPr>
-        <w:pStyle w:val="Textbody"/>
-      </w:pPr>
-      <w:r>
-        <w:t>        behavior: "smooth"</w:t>
+        <w:t xml:space="preserve">    </w:t>
+      </w:r>
+      <w:proofErr w:type="spellStart"/>
+      <w:r>
+        <w:t>else</w:t>
+      </w:r>
+      <w:proofErr w:type="spellEnd"/>
+      <w:r>
+        <w:t xml:space="preserve"> {</w:t>
+      </w:r>
+    </w:p>
+    <w:p>
+      <w:pPr>
+        <w:pStyle w:val="Textbody"/>
+      </w:pPr>
+      <w:r>
+        <w:t xml:space="preserve">        </w:t>
+      </w:r>
+      <w:proofErr w:type="spellStart"/>
+      <w:proofErr w:type="gramStart"/>
+      <w:r>
+        <w:t>element.scrollIntoView</w:t>
+      </w:r>
+      <w:proofErr w:type="spellEnd"/>
+      <w:proofErr w:type="gramEnd"/>
+      <w:r>
+        <w:t>({</w:t>
+      </w:r>
+    </w:p>
+    <w:p>
+      <w:pPr>
+        <w:pStyle w:val="Textbody"/>
+      </w:pPr>
+      <w:r>
+        <w:t xml:space="preserve">        </w:t>
+      </w:r>
+      <w:proofErr w:type="spellStart"/>
+      <w:r>
+        <w:t>behavior</w:t>
+      </w:r>
+      <w:proofErr w:type="spellEnd"/>
+      <w:r>
+        <w:t>: "</w:t>
+      </w:r>
+      <w:proofErr w:type="spellStart"/>
+      <w:r>
+        <w:t>smooth</w:t>
+      </w:r>
+      <w:proofErr w:type="spellEnd"/>
+      <w:r>
+        <w:t>"</w:t>
       </w:r>
     </w:p>
     <w:p>
@@ -6305,7 +8023,15 @@
         <w:spacing w:line="276" w:lineRule="auto"/>
       </w:pPr>
       <w:r>
-        <w:t>Genom att använda denna kod, rensas först markörerna från kartan, och därefter loopas alla städer igenom</w:t>
+        <w:t xml:space="preserve">Genom att använda denna kod, rensas först markörerna från kartan, och därefter </w:t>
+      </w:r>
+      <w:proofErr w:type="spellStart"/>
+      <w:r>
+        <w:t>loopas</w:t>
+      </w:r>
+      <w:proofErr w:type="spellEnd"/>
+      <w:r>
+        <w:t xml:space="preserve"> alla städer igenom</w:t>
       </w:r>
       <w:r>
         <w:t xml:space="preserve"> och vädret kontrolleras, vilket medför att ikoner placeras ut.</w:t>
@@ -6348,7 +8074,15 @@
         <w:t>jag använt mig av är struktur, komponenter och animationer.</w:t>
       </w:r>
       <w:r>
-        <w:t xml:space="preserve"> Att använda mig av partials har varit fördelaktigt då jag både har en översikt över min kod, men även gör koden möjlig för återanvändning i andra projekt framöver.</w:t>
+        <w:t xml:space="preserve"> Att använda mig av partials har varit fördelaktigt då jag både har en översikt över min kod, </w:t>
+      </w:r>
+      <w:proofErr w:type="gramStart"/>
+      <w:r>
+        <w:t>men även</w:t>
+      </w:r>
+      <w:proofErr w:type="gramEnd"/>
+      <w:r>
+        <w:t xml:space="preserve"> gör koden möjlig för återanvändning i andra projekt framöver.</w:t>
       </w:r>
     </w:p>
     <w:p>
@@ -6357,7 +8091,15 @@
         <w:spacing w:line="276" w:lineRule="auto"/>
       </w:pPr>
       <w:r>
-        <w:t>För färg användes variables och detta hjälpte mig att hålla en enhetlighet gällande den grafiska profilen.</w:t>
+        <w:t xml:space="preserve">För färg användes </w:t>
+      </w:r>
+      <w:proofErr w:type="spellStart"/>
+      <w:r>
+        <w:t>variables</w:t>
+      </w:r>
+      <w:proofErr w:type="spellEnd"/>
+      <w:r>
+        <w:t xml:space="preserve"> och detta hjälpte mig att hålla en enhetlighet gällande den grafiska profilen.</w:t>
       </w:r>
       <w:r>
         <w:t xml:space="preserve"> Genom att ändra en färg på ett ställe, har jag möjlighet att få ändringen att slå igenom på hela webbplatsen om jag så önskar.</w:t>
@@ -6372,10 +8114,26 @@
         <w:t xml:space="preserve">Gällande animationer så har jag valt att göra innehållet i webbapplikationen mer levande, och jag </w:t>
       </w:r>
       <w:r>
-        <w:t>har främst valt att ha animationer som triggas igång av</w:t>
-      </w:r>
-      <w:r>
-        <w:t xml:space="preserve"> hover.</w:t>
+        <w:t xml:space="preserve">har främst valt att ha animationer som triggas </w:t>
+      </w:r>
+      <w:proofErr w:type="gramStart"/>
+      <w:r>
+        <w:t>igång</w:t>
+      </w:r>
+      <w:proofErr w:type="gramEnd"/>
+      <w:r>
+        <w:t xml:space="preserve"> av</w:t>
+      </w:r>
+      <w:r>
+        <w:t xml:space="preserve"> </w:t>
+      </w:r>
+      <w:proofErr w:type="spellStart"/>
+      <w:r>
+        <w:t>hover</w:t>
+      </w:r>
+      <w:proofErr w:type="spellEnd"/>
+      <w:r>
+        <w:t>.</w:t>
       </w:r>
       <w:r>
         <w:t xml:space="preserve"> Mitt mål är att animationerna ska vara lagom och varken förvirrande eller störande.</w:t>
@@ -6387,7 +8145,31 @@
         <w:spacing w:line="276" w:lineRule="auto"/>
       </w:pPr>
       <w:r>
-        <w:t>Slutligen har jag använt mig av media query prefers-color-scheme: dark som gör att webbapplikationen anpassar utseendet baserat på användarens inställningar och där jag gjort inställningar i min SCSS-kod för att se till så att det inte finns svart text på svart bakgrund eller att det finns andra tillgänglighetsproblem när bakgrunden blir mörk.</w:t>
+        <w:t xml:space="preserve">Slutligen har jag använt mig av media </w:t>
+      </w:r>
+      <w:proofErr w:type="spellStart"/>
+      <w:r>
+        <w:t>query</w:t>
+      </w:r>
+      <w:proofErr w:type="spellEnd"/>
+      <w:r>
+        <w:t xml:space="preserve"> </w:t>
+      </w:r>
+      <w:proofErr w:type="spellStart"/>
+      <w:r>
+        <w:t>prefers</w:t>
+      </w:r>
+      <w:proofErr w:type="spellEnd"/>
+      <w:r>
+        <w:t>-color-</w:t>
+      </w:r>
+      <w:proofErr w:type="spellStart"/>
+      <w:r>
+        <w:t>scheme</w:t>
+      </w:r>
+      <w:proofErr w:type="spellEnd"/>
+      <w:r>
+        <w:t>: dark som gör att webbapplikationen anpassar utseendet baserat på användarens inställningar och där jag gjort inställningar i min SCSS-kod för att se till så att det inte finns svart text på svart bakgrund eller att det finns andra tillgänglighetsproblem när bakgrunden blir mörk.</w:t>
       </w:r>
     </w:p>
     <w:p>
@@ -6430,7 +8212,39 @@
         <w:spacing w:line="276" w:lineRule="auto"/>
       </w:pPr>
       <w:r>
-        <w:t>Min webbapplikation använder sig av Open-Meteo för att hämta aktuell väderdata och Leaflet för att visualisera väderdatan på en interaktiv karta.</w:t>
+        <w:t xml:space="preserve">Min webbapplikation använder sig av </w:t>
+      </w:r>
+      <w:proofErr w:type="spellStart"/>
+      <w:r>
+        <w:t>Open-Meteo</w:t>
+      </w:r>
+      <w:proofErr w:type="spellEnd"/>
+      <w:r>
+        <w:t xml:space="preserve"> för att hämta </w:t>
+      </w:r>
+      <w:proofErr w:type="gramStart"/>
+      <w:r>
+        <w:t>aktuell väderdata</w:t>
+      </w:r>
+      <w:proofErr w:type="gramEnd"/>
+      <w:r>
+        <w:t xml:space="preserve"> och </w:t>
+      </w:r>
+      <w:proofErr w:type="spellStart"/>
+      <w:r>
+        <w:t>Leaflet</w:t>
+      </w:r>
+      <w:proofErr w:type="spellEnd"/>
+      <w:r>
+        <w:t xml:space="preserve"> för att visualisera </w:t>
+      </w:r>
+      <w:proofErr w:type="spellStart"/>
+      <w:r>
+        <w:t>väderdatan</w:t>
+      </w:r>
+      <w:proofErr w:type="spellEnd"/>
+      <w:r>
+        <w:t xml:space="preserve"> på en interaktiv karta.</w:t>
       </w:r>
       <w:r>
         <w:t xml:space="preserve"> Varje vädertyp är baserade på olika data och vid exempelvis klart väder visas en sol-ikon på kartan.</w:t>
@@ -6448,7 +8262,15 @@
         <w:t>Jag har använt mig av en tydlig grafisk profil, animationer och stöd för mörkt läge för de som har den inställningen på sin enhet.</w:t>
       </w:r>
       <w:r>
-        <w:t xml:space="preserve"> Jag har vidare strukturerat min kod med SCSS och partials, och använt mig av Git och Github för att versionshantera och publicera webbapplikationen.</w:t>
+        <w:t xml:space="preserve"> Jag har vidare strukturerat min kod med SCSS och partials, och använt mig av Git och </w:t>
+      </w:r>
+      <w:proofErr w:type="spellStart"/>
+      <w:r>
+        <w:t>Github</w:t>
+      </w:r>
+      <w:proofErr w:type="spellEnd"/>
+      <w:r>
+        <w:t xml:space="preserve"> för att versionshantera och publicera webbapplikationen.</w:t>
       </w:r>
     </w:p>
     <w:p>
@@ -6457,7 +8279,23 @@
         <w:spacing w:line="276" w:lineRule="auto"/>
       </w:pPr>
       <w:r>
-        <w:t>Resultatet uppfyller kraven då jag kombinerar väderdatan och visualiseringen i kartan, till en interaktiv webbapplikation med responsiv design.</w:t>
+        <w:t xml:space="preserve">Resultatet uppfyller kraven då jag kombinerar </w:t>
+      </w:r>
+      <w:proofErr w:type="spellStart"/>
+      <w:r>
+        <w:t>väderdatan</w:t>
+      </w:r>
+      <w:proofErr w:type="spellEnd"/>
+      <w:r>
+        <w:t xml:space="preserve"> och visualiseringen i kartan, till en interaktiv webbapplikation med </w:t>
+      </w:r>
+      <w:proofErr w:type="spellStart"/>
+      <w:r>
+        <w:t>responsiv</w:t>
+      </w:r>
+      <w:proofErr w:type="spellEnd"/>
+      <w:r>
+        <w:t xml:space="preserve"> design.</w:t>
       </w:r>
     </w:p>
     <w:p>
@@ -6527,7 +8365,15 @@
         <w:spacing w:line="276" w:lineRule="auto"/>
       </w:pPr>
       <w:r>
-        <w:t>Om projektet hade vidareutvecklats med ännu mer kompetens och tid, hade det varit intressant att låta användaren välja fler städer, justera väderdatans gränser och använda flera dat</w:t>
+        <w:t xml:space="preserve">Om projektet hade vidareutvecklats med ännu mer kompetens och tid, hade det varit intressant att låta användaren välja fler städer, justera </w:t>
+      </w:r>
+      <w:proofErr w:type="spellStart"/>
+      <w:r>
+        <w:t>väderdatans</w:t>
+      </w:r>
+      <w:proofErr w:type="spellEnd"/>
+      <w:r>
+        <w:t xml:space="preserve"> gränser och använda flera dat</w:t>
       </w:r>
       <w:r>
         <w:t>a</w:t>
@@ -6558,11 +8404,19 @@
           <w:numId w:val="3"/>
         </w:numPr>
       </w:pPr>
+      <w:proofErr w:type="spellStart"/>
       <w:r>
         <w:rPr>
           <w:lang w:val="en-GB"/>
         </w:rPr>
-        <w:t>GeeksforGeeks, “What is a mashup in web technology?”,</w:t>
+        <w:t>GeeksforGeeks</w:t>
+      </w:r>
+      <w:proofErr w:type="spellEnd"/>
+      <w:r>
+        <w:rPr>
+          <w:lang w:val="en-GB"/>
+        </w:rPr>
+        <w:t>, “What is a mashup in web technology?”,</w:t>
       </w:r>
       <w:r>
         <w:rPr>
@@ -6660,8 +8514,37 @@
           <w:numId w:val="3"/>
         </w:numPr>
       </w:pPr>
-      <w:r>
-        <w:t>GeeksforGeeks, ”What is an API (Application Programming Interf</w:t>
+      <w:proofErr w:type="spellStart"/>
+      <w:r>
+        <w:t>GeeksforGeeks</w:t>
+      </w:r>
+      <w:proofErr w:type="spellEnd"/>
+      <w:r>
+        <w:t>, ”</w:t>
+      </w:r>
+      <w:proofErr w:type="spellStart"/>
+      <w:r>
+        <w:t>What</w:t>
+      </w:r>
+      <w:proofErr w:type="spellEnd"/>
+      <w:r>
+        <w:t xml:space="preserve"> is an API (</w:t>
+      </w:r>
+      <w:proofErr w:type="spellStart"/>
+      <w:r>
+        <w:t>Application</w:t>
+      </w:r>
+      <w:proofErr w:type="spellEnd"/>
+      <w:r>
+        <w:t xml:space="preserve"> </w:t>
+      </w:r>
+      <w:proofErr w:type="spellStart"/>
+      <w:r>
+        <w:t>Programming</w:t>
+      </w:r>
+      <w:proofErr w:type="spellEnd"/>
+      <w:r>
+        <w:t xml:space="preserve"> Interf</w:t>
       </w:r>
       <w:r>
         <w:t>a</w:t>
@@ -6700,7 +8583,47 @@
         </w:numPr>
       </w:pPr>
       <w:r>
-        <w:t>Medium, ”Mashups: What Are They? Mashup Genres And Technologies – Part 1”,</w:t>
+        <w:t>Medium, ”</w:t>
+      </w:r>
+      <w:proofErr w:type="spellStart"/>
+      <w:r>
+        <w:t>Mashups</w:t>
+      </w:r>
+      <w:proofErr w:type="spellEnd"/>
+      <w:r>
+        <w:t xml:space="preserve">: </w:t>
+      </w:r>
+      <w:proofErr w:type="spellStart"/>
+      <w:r>
+        <w:t>What</w:t>
+      </w:r>
+      <w:proofErr w:type="spellEnd"/>
+      <w:r>
+        <w:t xml:space="preserve"> </w:t>
+      </w:r>
+      <w:proofErr w:type="spellStart"/>
+      <w:r>
+        <w:t>Are</w:t>
+      </w:r>
+      <w:proofErr w:type="spellEnd"/>
+      <w:r>
+        <w:t xml:space="preserve"> </w:t>
+      </w:r>
+      <w:proofErr w:type="spellStart"/>
+      <w:r>
+        <w:t>They</w:t>
+      </w:r>
+      <w:proofErr w:type="spellEnd"/>
+      <w:r>
+        <w:t xml:space="preserve">? </w:t>
+      </w:r>
+      <w:proofErr w:type="spellStart"/>
+      <w:r>
+        <w:t>Mashup</w:t>
+      </w:r>
+      <w:proofErr w:type="spellEnd"/>
+      <w:r>
+        <w:t xml:space="preserve"> Genres And Technologies – Part 1”,</w:t>
       </w:r>
       <w:r>
         <w:br/>
@@ -6730,7 +8653,31 @@
         </w:numPr>
       </w:pPr>
       <w:r>
-        <w:t>Mozilla Developer, ”async function”,</w:t>
+        <w:t xml:space="preserve">Mozilla </w:t>
+      </w:r>
+      <w:proofErr w:type="spellStart"/>
+      <w:r>
+        <w:t>Developer</w:t>
+      </w:r>
+      <w:proofErr w:type="spellEnd"/>
+      <w:r>
+        <w:t>, ”</w:t>
+      </w:r>
+      <w:proofErr w:type="spellStart"/>
+      <w:r>
+        <w:t>async</w:t>
+      </w:r>
+      <w:proofErr w:type="spellEnd"/>
+      <w:r>
+        <w:t xml:space="preserve"> </w:t>
+      </w:r>
+      <w:proofErr w:type="spellStart"/>
+      <w:r>
+        <w:t>function</w:t>
+      </w:r>
+      <w:proofErr w:type="spellEnd"/>
+      <w:r>
+        <w:t>”,</w:t>
       </w:r>
       <w:r>
         <w:br/>
@@ -6757,7 +8704,15 @@
         </w:numPr>
       </w:pPr>
       <w:r>
-        <w:t>W3Schools, ”JavaScript Promises”,</w:t>
+        <w:t xml:space="preserve">W3Schools, ”JavaScript </w:t>
+      </w:r>
+      <w:proofErr w:type="spellStart"/>
+      <w:r>
+        <w:t>Promises</w:t>
+      </w:r>
+      <w:proofErr w:type="spellEnd"/>
+      <w:r>
+        <w:t>”,</w:t>
       </w:r>
       <w:r>
         <w:br/>
@@ -6810,8 +8765,53 @@
           <w:numId w:val="3"/>
         </w:numPr>
       </w:pPr>
-      <w:r>
-        <w:t>Leaflet, ”an open-source JavaScript library for mobile-friendly interactive maps”,</w:t>
+      <w:proofErr w:type="spellStart"/>
+      <w:r>
+        <w:t>Leaflet</w:t>
+      </w:r>
+      <w:proofErr w:type="spellEnd"/>
+      <w:r>
+        <w:t xml:space="preserve">, ”an </w:t>
+      </w:r>
+      <w:proofErr w:type="spellStart"/>
+      <w:r>
+        <w:t>open</w:t>
+      </w:r>
+      <w:proofErr w:type="spellEnd"/>
+      <w:r>
+        <w:t xml:space="preserve">-source JavaScript </w:t>
+      </w:r>
+      <w:proofErr w:type="spellStart"/>
+      <w:r>
+        <w:t>library</w:t>
+      </w:r>
+      <w:proofErr w:type="spellEnd"/>
+      <w:r>
+        <w:t xml:space="preserve"> for mobile-</w:t>
+      </w:r>
+      <w:proofErr w:type="spellStart"/>
+      <w:r>
+        <w:t>friendly</w:t>
+      </w:r>
+      <w:proofErr w:type="spellEnd"/>
+      <w:r>
+        <w:t xml:space="preserve"> </w:t>
+      </w:r>
+      <w:proofErr w:type="spellStart"/>
+      <w:r>
+        <w:t>interactive</w:t>
+      </w:r>
+      <w:proofErr w:type="spellEnd"/>
+      <w:r>
+        <w:t xml:space="preserve"> </w:t>
+      </w:r>
+      <w:proofErr w:type="spellStart"/>
+      <w:r>
+        <w:t>maps</w:t>
+      </w:r>
+      <w:proofErr w:type="spellEnd"/>
+      <w:r>
+        <w:t>”,</w:t>
       </w:r>
       <w:r>
         <w:br/>
@@ -6840,8 +8840,29 @@
           <w:numId w:val="3"/>
         </w:numPr>
       </w:pPr>
-      <w:r>
-        <w:t>Open-Meteo, ”Free Weather API”,</w:t>
+      <w:proofErr w:type="spellStart"/>
+      <w:r>
+        <w:t>Open-Meteo</w:t>
+      </w:r>
+      <w:proofErr w:type="spellEnd"/>
+      <w:r>
+        <w:t>, ”</w:t>
+      </w:r>
+      <w:proofErr w:type="spellStart"/>
+      <w:r>
+        <w:t>Free</w:t>
+      </w:r>
+      <w:proofErr w:type="spellEnd"/>
+      <w:r>
+        <w:t xml:space="preserve"> </w:t>
+      </w:r>
+      <w:proofErr w:type="spellStart"/>
+      <w:r>
+        <w:t>Weather</w:t>
+      </w:r>
+      <w:proofErr w:type="spellEnd"/>
+      <w:r>
+        <w:t xml:space="preserve"> API”,</w:t>
       </w:r>
       <w:r>
         <w:br/>
@@ -6871,7 +8892,15 @@
         </w:numPr>
       </w:pPr>
       <w:r>
-        <w:t>W3Schools, ”CSS Tutorial”,</w:t>
+        <w:t xml:space="preserve">W3Schools, ”CSS </w:t>
+      </w:r>
+      <w:proofErr w:type="spellStart"/>
+      <w:r>
+        <w:t>Tutorial</w:t>
+      </w:r>
+      <w:proofErr w:type="spellEnd"/>
+      <w:r>
+        <w:t>”,</w:t>
       </w:r>
       <w:r>
         <w:br/>
@@ -6906,9 +8935,30 @@
           <w:numId w:val="3"/>
         </w:numPr>
       </w:pPr>
+      <w:proofErr w:type="spellStart"/>
       <w:r>
         <w:lastRenderedPageBreak/>
-        <w:t>GeeksforGeeks, ”Difference Between CSS and SCSS”,</w:t>
+        <w:t>GeeksforGeeks</w:t>
+      </w:r>
+      <w:proofErr w:type="spellEnd"/>
+      <w:r>
+        <w:t>, ”</w:t>
+      </w:r>
+      <w:proofErr w:type="spellStart"/>
+      <w:r>
+        <w:t>Difference</w:t>
+      </w:r>
+      <w:proofErr w:type="spellEnd"/>
+      <w:r>
+        <w:t xml:space="preserve"> </w:t>
+      </w:r>
+      <w:proofErr w:type="spellStart"/>
+      <w:r>
+        <w:t>Between</w:t>
+      </w:r>
+      <w:proofErr w:type="spellEnd"/>
+      <w:r>
+        <w:t xml:space="preserve"> CSS and SCSS”,</w:t>
       </w:r>
       <w:r>
         <w:br/>
@@ -6943,7 +8993,23 @@
         </w:numPr>
       </w:pPr>
       <w:r>
-        <w:t>W3Schools, ”Sass @extend and Inheritance”,</w:t>
+        <w:t>W3Schools, ”</w:t>
+      </w:r>
+      <w:proofErr w:type="spellStart"/>
+      <w:r>
+        <w:t>Sass</w:t>
+      </w:r>
+      <w:proofErr w:type="spellEnd"/>
+      <w:r>
+        <w:t xml:space="preserve"> @extend and </w:t>
+      </w:r>
+      <w:proofErr w:type="spellStart"/>
+      <w:r>
+        <w:t>Inheritance</w:t>
+      </w:r>
+      <w:proofErr w:type="spellEnd"/>
+      <w:r>
+        <w:t>”,</w:t>
       </w:r>
       <w:r>
         <w:br/>
@@ -6974,14 +9040,21 @@
           <w:numId w:val="3"/>
         </w:numPr>
       </w:pPr>
+      <w:proofErr w:type="spellStart"/>
       <w:r>
         <w:t>Dev</w:t>
       </w:r>
+      <w:proofErr w:type="spellEnd"/>
       <w:r>
         <w:t>, ”</w:t>
       </w:r>
-      <w:r>
-        <w:t>Using SASS partials</w:t>
+      <w:proofErr w:type="spellStart"/>
+      <w:r>
+        <w:t>Using</w:t>
+      </w:r>
+      <w:proofErr w:type="spellEnd"/>
+      <w:r>
+        <w:t xml:space="preserve"> SASS partials</w:t>
       </w:r>
       <w:r>
         <w:t>”,</w:t>
@@ -7120,7 +9193,31 @@
         </w:numPr>
       </w:pPr>
       <w:r>
-        <w:t>Medium, ”A Comprehensive Guide to JSDoc Comments in JavaScript”,</w:t>
+        <w:t xml:space="preserve">Medium, ”A </w:t>
+      </w:r>
+      <w:proofErr w:type="spellStart"/>
+      <w:r>
+        <w:t>Comprehensive</w:t>
+      </w:r>
+      <w:proofErr w:type="spellEnd"/>
+      <w:r>
+        <w:t xml:space="preserve"> Guide to </w:t>
+      </w:r>
+      <w:proofErr w:type="spellStart"/>
+      <w:r>
+        <w:t>JSDoc</w:t>
+      </w:r>
+      <w:proofErr w:type="spellEnd"/>
+      <w:r>
+        <w:t xml:space="preserve"> </w:t>
+      </w:r>
+      <w:proofErr w:type="spellStart"/>
+      <w:r>
+        <w:t>Comments</w:t>
+      </w:r>
+      <w:proofErr w:type="spellEnd"/>
+      <w:r>
+        <w:t xml:space="preserve"> in JavaScript”,</w:t>
       </w:r>
       <w:r>
         <w:br/>
@@ -7286,7 +9383,23 @@
           <w:i/>
           <w:iCs/>
         </w:rPr>
-        <w:t>Figur 1: Figma-prototyp i desktopläge</w:t>
+        <w:t xml:space="preserve">Figur 1: </w:t>
+      </w:r>
+      <w:proofErr w:type="spellStart"/>
+      <w:r>
+        <w:rPr>
+          <w:i/>
+          <w:iCs/>
+        </w:rPr>
+        <w:t>Figma</w:t>
+      </w:r>
+      <w:proofErr w:type="spellEnd"/>
+      <w:r>
+        <w:rPr>
+          <w:i/>
+          <w:iCs/>
+        </w:rPr>
+        <w:t>-prototyp i desktopläge</w:t>
       </w:r>
     </w:p>
     <w:p>
@@ -7388,7 +9501,39 @@
           <w:i/>
           <w:iCs/>
         </w:rPr>
-        <w:t>Figur 2: Figma-prototyp i responsivt läge</w:t>
+        <w:t xml:space="preserve">Figur 2: </w:t>
+      </w:r>
+      <w:proofErr w:type="spellStart"/>
+      <w:r>
+        <w:rPr>
+          <w:i/>
+          <w:iCs/>
+        </w:rPr>
+        <w:t>Figma</w:t>
+      </w:r>
+      <w:proofErr w:type="spellEnd"/>
+      <w:r>
+        <w:rPr>
+          <w:i/>
+          <w:iCs/>
+        </w:rPr>
+        <w:t xml:space="preserve">-prototyp i </w:t>
+      </w:r>
+      <w:proofErr w:type="spellStart"/>
+      <w:r>
+        <w:rPr>
+          <w:i/>
+          <w:iCs/>
+        </w:rPr>
+        <w:t>responsivt</w:t>
+      </w:r>
+      <w:proofErr w:type="spellEnd"/>
+      <w:r>
+        <w:rPr>
+          <w:i/>
+          <w:iCs/>
+        </w:rPr>
+        <w:t xml:space="preserve"> läge</w:t>
       </w:r>
     </w:p>
     <w:p>
@@ -7731,8 +9876,33 @@
           <w:i/>
           <w:iCs/>
         </w:rPr>
-        <w:t>Figur 3: Utklipp ur Figma-prototyp som visar önskad vy vid desktopläge innan scroll</w:t>
-      </w:r>
+        <w:t xml:space="preserve">Figur 3: Utklipp ur </w:t>
+      </w:r>
+      <w:proofErr w:type="spellStart"/>
+      <w:r>
+        <w:rPr>
+          <w:i/>
+          <w:iCs/>
+        </w:rPr>
+        <w:t>Figma</w:t>
+      </w:r>
+      <w:proofErr w:type="spellEnd"/>
+      <w:r>
+        <w:rPr>
+          <w:i/>
+          <w:iCs/>
+        </w:rPr>
+        <w:t xml:space="preserve">-prototyp som visar önskad vy vid desktopläge innan </w:t>
+      </w:r>
+      <w:proofErr w:type="spellStart"/>
+      <w:r>
+        <w:rPr>
+          <w:i/>
+          <w:iCs/>
+        </w:rPr>
+        <w:t>scroll</w:t>
+      </w:r>
+      <w:proofErr w:type="spellEnd"/>
     </w:p>
     <w:p>
       <w:pPr>
